--- a/chapters/predictor-selection.docx
+++ b/chapters/predictor-selection.docx
@@ -14516,7 +14516,7 @@
         <w:t xml:space="preserve"> </w:t>
       </w:r>
       <w:r>
-        <w:t xml:space="preserve">but this illustrates the procedure.</w:t>
+        <w:t xml:space="preserve">but this toy example illustrates the procedure.</w:t>
       </w:r>
     </w:p>
     <w:p>

--- a/chapters/predictor-selection.docx
+++ b/chapters/predictor-selection.docx
@@ -6071,159 +6071,165 @@
                   </m:r>
                 </m:sup>
                 <m:e>
-                  <m:d>
-                    <m:dPr>
-                      <m:begChr m:val="["/>
-                      <m:sepChr m:val=""/>
-                      <m:endChr m:val="]"/>
-                      <m:grow/>
-                    </m:dPr>
-                    <m:e>
-                      <m:r>
-                        <m:t>I</m:t>
-                      </m:r>
-                      <m:r>
-                        <m:rPr>
-                          <m:sty m:val="p"/>
-                        </m:rPr>
-                        <m:t>(</m:t>
-                      </m:r>
-                      <m:sSub>
-                        <m:e>
-                          <m:acc>
-                            <m:accPr>
-                              <m:chr m:val="̂"/>
-                            </m:accPr>
-                            <m:e>
-                              <m:r>
-                                <m:t>π</m:t>
-                              </m:r>
-                            </m:e>
-                          </m:acc>
-                        </m:e>
-                        <m:sub>
-                          <m:r>
-                            <m:t>i</m:t>
-                          </m:r>
-                        </m:sub>
-                      </m:sSub>
-                      <m:r>
-                        <m:rPr>
-                          <m:sty m:val="p"/>
-                        </m:rPr>
-                        <m:t>&gt;</m:t>
-                      </m:r>
-                      <m:sSub>
-                        <m:e>
-                          <m:acc>
-                            <m:accPr>
-                              <m:chr m:val="̂"/>
-                            </m:accPr>
-                            <m:e>
-                              <m:r>
-                                <m:t>π</m:t>
-                              </m:r>
-                            </m:e>
-                          </m:acc>
-                        </m:e>
-                        <m:sub>
-                          <m:r>
-                            <m:t>j</m:t>
-                          </m:r>
-                        </m:sub>
-                      </m:sSub>
-                      <m:r>
-                        <m:rPr>
-                          <m:sty m:val="p"/>
-                        </m:rPr>
-                        <m:t>)</m:t>
-                      </m:r>
-                      <m:r>
-                        <m:rPr>
-                          <m:sty m:val="p"/>
-                        </m:rPr>
-                        <m:t>+</m:t>
-                      </m:r>
-                      <m:f>
-                        <m:fPr>
-                          <m:type m:val="bar"/>
-                        </m:fPr>
-                        <m:num>
-                          <m:r>
-                            <m:t>1</m:t>
-                          </m:r>
-                        </m:num>
-                        <m:den>
-                          <m:r>
-                            <m:t>2</m:t>
-                          </m:r>
-                        </m:den>
-                      </m:f>
-                      <m:r>
-                        <m:t>I</m:t>
-                      </m:r>
-                      <m:r>
-                        <m:rPr>
-                          <m:sty m:val="p"/>
-                        </m:rPr>
-                        <m:t>(</m:t>
-                      </m:r>
-                      <m:sSub>
-                        <m:e>
-                          <m:acc>
-                            <m:accPr>
-                              <m:chr m:val="̂"/>
-                            </m:accPr>
-                            <m:e>
-                              <m:r>
-                                <m:t>π</m:t>
-                              </m:r>
-                            </m:e>
-                          </m:acc>
-                        </m:e>
-                        <m:sub>
-                          <m:r>
-                            <m:t>i</m:t>
-                          </m:r>
-                        </m:sub>
-                      </m:sSub>
-                      <m:r>
-                        <m:rPr>
-                          <m:sty m:val="p"/>
-                        </m:rPr>
-                        <m:t>=</m:t>
-                      </m:r>
-                      <m:sSub>
-                        <m:e>
-                          <m:acc>
-                            <m:accPr>
-                              <m:chr m:val="̂"/>
-                            </m:accPr>
-                            <m:e>
-                              <m:r>
-                                <m:t>π</m:t>
-                              </m:r>
-                            </m:e>
-                          </m:acc>
-                        </m:e>
-                        <m:sub>
-                          <m:r>
-                            <m:t>j</m:t>
-                          </m:r>
-                        </m:sub>
-                      </m:sSub>
-                      <m:r>
-                        <m:rPr>
-                          <m:sty m:val="p"/>
-                        </m:rPr>
-                        <m:t>)</m:t>
-                      </m:r>
-                    </m:e>
-                  </m:d>
+                  <m:r>
+                    <m:t>​</m:t>
+                  </m:r>
                 </m:e>
               </m:nary>
             </m:e>
           </m:nary>
+          <m:d>
+            <m:dPr>
+              <m:begChr m:val="["/>
+              <m:sepChr m:val=""/>
+              <m:endChr m:val="]"/>
+              <m:grow/>
+            </m:dPr>
+            <m:e>
+              <m:r>
+                <m:t>I</m:t>
+              </m:r>
+              <m:r>
+                <m:rPr>
+                  <m:sty m:val="p"/>
+                </m:rPr>
+                <m:t>(</m:t>
+              </m:r>
+              <m:sSub>
+                <m:e>
+                  <m:acc>
+                    <m:accPr>
+                      <m:chr m:val="̂"/>
+                    </m:accPr>
+                    <m:e>
+                      <m:r>
+                        <m:t>π</m:t>
+                      </m:r>
+                    </m:e>
+                  </m:acc>
+                </m:e>
+                <m:sub>
+                  <m:r>
+                    <m:t>i</m:t>
+                  </m:r>
+                </m:sub>
+              </m:sSub>
+              <m:r>
+                <m:rPr>
+                  <m:sty m:val="p"/>
+                </m:rPr>
+                <m:t>&gt;</m:t>
+              </m:r>
+              <m:sSub>
+                <m:e>
+                  <m:acc>
+                    <m:accPr>
+                      <m:chr m:val="̂"/>
+                    </m:accPr>
+                    <m:e>
+                      <m:r>
+                        <m:t>π</m:t>
+                      </m:r>
+                    </m:e>
+                  </m:acc>
+                </m:e>
+                <m:sub>
+                  <m:r>
+                    <m:t>j</m:t>
+                  </m:r>
+                </m:sub>
+              </m:sSub>
+              <m:r>
+                <m:rPr>
+                  <m:sty m:val="p"/>
+                </m:rPr>
+                <m:t>)</m:t>
+              </m:r>
+              <m:r>
+                <m:rPr>
+                  <m:sty m:val="p"/>
+                </m:rPr>
+                <m:t>+</m:t>
+              </m:r>
+              <m:f>
+                <m:fPr>
+                  <m:type m:val="bar"/>
+                </m:fPr>
+                <m:num>
+                  <m:r>
+                    <m:t>1</m:t>
+                  </m:r>
+                </m:num>
+                <m:den>
+                  <m:r>
+                    <m:t>2</m:t>
+                  </m:r>
+                </m:den>
+              </m:f>
+              <m:r>
+                <m:t>I</m:t>
+              </m:r>
+              <m:r>
+                <m:rPr>
+                  <m:sty m:val="p"/>
+                </m:rPr>
+                <m:t>(</m:t>
+              </m:r>
+              <m:sSub>
+                <m:e>
+                  <m:acc>
+                    <m:accPr>
+                      <m:chr m:val="̂"/>
+                    </m:accPr>
+                    <m:e>
+                      <m:r>
+                        <m:t>π</m:t>
+                      </m:r>
+                    </m:e>
+                  </m:acc>
+                </m:e>
+                <m:sub>
+                  <m:r>
+                    <m:t>i</m:t>
+                  </m:r>
+                </m:sub>
+              </m:sSub>
+              <m:r>
+                <m:rPr>
+                  <m:sty m:val="p"/>
+                </m:rPr>
+                <m:t>=</m:t>
+              </m:r>
+              <m:sSub>
+                <m:e>
+                  <m:acc>
+                    <m:accPr>
+                      <m:chr m:val="̂"/>
+                    </m:accPr>
+                    <m:e>
+                      <m:r>
+                        <m:t>π</m:t>
+                      </m:r>
+                    </m:e>
+                  </m:acc>
+                </m:e>
+                <m:sub>
+                  <m:r>
+                    <m:t>j</m:t>
+                  </m:r>
+                </m:sub>
+              </m:sSub>
+              <m:r>
+                <m:rPr>
+                  <m:sty m:val="p"/>
+                </m:rPr>
+                <m:t>)</m:t>
+              </m:r>
+            </m:e>
+          </m:d>
+          <m:r>
+            <m:t>​</m:t>
+          </m:r>
           <m:r>
             <m:rPr>
               <m:sty m:val="p"/>
@@ -8602,6 +8608,9 @@
           <m:jc m:val="center"/>
         </m:oMathParaPr>
         <m:oMath>
+          <m:r>
+            <m:t>​</m:t>
+          </m:r>
           <m:d>
             <m:dPr>
               <m:begChr m:val="|"/>
@@ -8666,6 +8675,9 @@
               </m:f>
             </m:e>
           </m:d>
+          <m:r>
+            <m:t>​</m:t>
+          </m:r>
           <m:r>
             <m:rPr>
               <m:sty m:val="p"/>
@@ -18474,6 +18486,9 @@
               </m:r>
             </m:lim>
           </m:limLow>
+          <m:r>
+            <m:t>​</m:t>
+          </m:r>
           <m:d>
             <m:dPr>
               <m:begChr m:val="{"/>
@@ -18571,6 +18586,9 @@
               </m:r>
             </m:e>
           </m:d>
+          <m:r>
+            <m:t>​</m:t>
+          </m:r>
         </m:oMath>
       </m:oMathPara>
     </w:p>

--- a/chapters/predictor-selection.docx
+++ b/chapters/predictor-selection.docx
@@ -2676,7 +2676,7 @@
       </w:hyperlink>
     </w:p>
     <w:bookmarkEnd w:id="26"/>
-    <w:bookmarkStart w:id="36" w:name="sec-pred-sel-prediction"/>
+    <w:bookmarkStart w:id="41" w:name="sec-pred-sel-prediction"/>
     <w:p>
       <w:pPr>
         <w:pStyle w:val="Heading1"/>
@@ -2685,7 +2685,174 @@
         <w:t xml:space="preserve">4. Prediction</w:t>
       </w:r>
     </w:p>
-    <w:bookmarkStart w:id="28" w:name="sec-pred-sel-bias-var"/>
+    <w:tbl>
+      <w:tblPr>
+        <w:tblStyle w:val="Table"/>
+        <w:tblLook w:firstRow="0" w:lastRow="0" w:firstColumn="0" w:lastColumn="0" w:noHBand="0" w:noVBand="0" w:val="0000"/>
+        <w:tblBorders>
+          <w:top w:val="single" w:sz="4" w:space="0" w:color="00A047"/>
+          <w:left w:val="single" w:sz="24" w:space="0" w:color="00A047"/>
+          <w:bottom w:val="single" w:sz="4" w:space="0" w:color="00A047"/>
+          <w:right w:val="single" w:sz="4" w:space="0" w:color="00A047"/>
+        </w:tblBorders>
+        <w:tblCellMar>
+          <w:left w:w="144" w:type="dxa"/>
+          <w:right w:w="144" w:type="dxa"/>
+        </w:tblCellMar>
+        <w:tblLook w:firstRow="0" w:lastRow="0" w:firstColumn="0" w:lastColumn="0" w:noHBand="0" w:noVBand="0" w:val="0000"/>
+      </w:tblPr>
+      <w:tr>
+        <w:trPr>
+          <w:cantSplit/>
+        </w:trPr>
+        <w:tc>
+          <w:tcPr>
+            <w:shd w:color="auto" w:fill="ccf1e3" w:val="clear"/>
+            <w:tcMar>
+              <w:top w:w="92" w:type="dxa"/>
+              <w:bottom w:w="92" w:type="dxa"/>
+            </w:tcMar>
+          </w:tcPr>
+          <w:p>
+            <w:pPr>
+              <w:pStyle w:val="FirstParagraph"/>
+            </w:pPr>
+            <w:pPr>
+              <w:spacing w:before="0" w:after="0"/>
+              <w:textAlignment w:val="center"/>
+            </w:pPr>
+            <w:r>
+              <w:drawing>
+                <wp:inline>
+                  <wp:extent cx="152400" cy="152400"/>
+                  <wp:effectExtent b="0" l="0" r="0" t="0"/>
+                  <wp:docPr descr="" title="" id="28" name="Picture"/>
+                  <a:graphic>
+                    <a:graphicData uri="http://schemas.openxmlformats.org/drawingml/2006/picture">
+                      <pic:pic>
+                        <pic:nvPicPr>
+                          <pic:cNvPr descr="/opt/quarto/share/formats/docx/tip.png" id="29" name="Picture"/>
+                          <pic:cNvPicPr>
+                            <a:picLocks noChangeArrowheads="1" noChangeAspect="1"/>
+                          </pic:cNvPicPr>
+                        </pic:nvPicPr>
+                        <pic:blipFill>
+                          <a:blip r:embed="rId27"/>
+                          <a:stretch>
+                            <a:fillRect/>
+                          </a:stretch>
+                        </pic:blipFill>
+                        <pic:spPr bwMode="auto">
+                          <a:xfrm>
+                            <a:off x="0" y="0"/>
+                            <a:ext cx="152400" cy="152400"/>
+                          </a:xfrm>
+                          <a:prstGeom prst="rect">
+                            <a:avLst/>
+                          </a:prstGeom>
+                          <a:noFill/>
+                          <a:ln w="9525">
+                            <a:noFill/>
+                            <a:headEnd/>
+                            <a:tailEnd/>
+                          </a:ln>
+                        </pic:spPr>
+                      </pic:pic>
+                    </a:graphicData>
+                  </a:graphic>
+                </wp:inline>
+              </w:drawing>
+            </w:r>
+            <w:r>
+              <w:t xml:space="preserve"> </w:t>
+            </w:r>
+            <w:r>
+              <w:t xml:space="preserve"> </w:t>
+            </w:r>
+            <w:r>
+              <w:t xml:space="preserve">Video lecture</w:t>
+            </w:r>
+          </w:p>
+        </w:tc>
+      </w:tr>
+      <w:tr>
+        <w:trPr>
+          <w:cantSplit/>
+        </w:trPr>
+        <w:tc>
+          <w:tcPr>
+            <w:tcMar>
+              <w:top w:w="108" w:type="dxa"/>
+              <w:bottom w:w="108" w:type="dxa"/>
+            </w:tcMar>
+          </w:tcPr>
+          <w:p>
+            <w:pPr>
+              <w:pStyle w:val="BodyText"/>
+            </w:pPr>
+            <w:pPr>
+              <w:spacing w:before="16" w:after="16"/>
+            </w:pPr>
+            <w:r>
+              <w:t xml:space="preserve">David Rocke’s Epi 204 lecture</w:t>
+            </w:r>
+            <w:r>
+              <w:t xml:space="preserve"> </w:t>
+            </w:r>
+            <w:hyperlink r:id="rId30">
+              <w:r>
+                <w:rPr>
+                  <w:rStyle w:val="Hyperlink"/>
+                  <w:i/>
+                  <w:iCs/>
+                </w:rPr>
+                <w:t xml:space="preserve">Prediction and Classification</w:t>
+              </w:r>
+            </w:hyperlink>
+            <w:r>
+              <w:t xml:space="preserve"> </w:t>
+            </w:r>
+            <w:r>
+              <w:t xml:space="preserve">(</w:t>
+            </w:r>
+            <w:hyperlink r:id="rId31">
+              <w:r>
+                <w:rPr>
+                  <w:rStyle w:val="Hyperlink"/>
+                </w:rPr>
+                <w:t xml:space="preserve">slides</w:t>
+              </w:r>
+            </w:hyperlink>
+            <w:r>
+              <w:t xml:space="preserve">)</w:t>
+            </w:r>
+            <w:r>
+              <w:t xml:space="preserve"> </w:t>
+            </w:r>
+            <w:r>
+              <w:t xml:space="preserve">covers sensitivity, specificity, predictive values, and ROC curves</w:t>
+            </w:r>
+            <w:r>
+              <w:t xml:space="preserve"> </w:t>
+            </w:r>
+            <w:r>
+              <w:t xml:space="preserve">for classifying outcomes with a fitted logistic model</w:t>
+            </w:r>
+            <w:r>
+              <w:t xml:space="preserve"> </w:t>
+            </w:r>
+            <w:r>
+              <w:t xml:space="preserve">(Rocke 2021)</w:t>
+            </w:r>
+            <w:r>
+              <w:t xml:space="preserve">.</w:t>
+            </w:r>
+          </w:p>
+          <w:p/>
+        </w:tc>
+      </w:tr>
+    </w:tbl>
+    <w:bookmarkStart w:id="33" w:name="sec-pred-sel-bias-var"/>
     <w:p>
       <w:pPr>
         <w:pStyle w:val="Heading2"/>
@@ -2792,7 +2959,7 @@
               <w:spacing w:before="16" w:after="64"/>
             </w:pPr>
           </w:p>
-          <w:bookmarkStart w:id="27" w:name="def-overfitting"/>
+          <w:bookmarkStart w:id="32" w:name="def-overfitting"/>
           <w:p>
             <w:pPr>
               <w:pStyle w:val="BodyText"/>
@@ -2839,7 +3006,7 @@
               <w:t xml:space="preserve">relative to the effective sample size.</w:t>
             </w:r>
           </w:p>
-          <w:bookmarkEnd w:id="27"/>
+          <w:bookmarkEnd w:id="32"/>
         </w:tc>
       </w:tr>
     </w:tbl>
@@ -2882,8 +3049,8 @@
         <w:t xml:space="preserve">the reduction in bias outweighs the increase in variance.</w:t>
       </w:r>
     </w:p>
-    <w:bookmarkEnd w:id="28"/>
-    <w:bookmarkStart w:id="30" w:name="sec-pred-sel-overfit-example"/>
+    <w:bookmarkEnd w:id="33"/>
+    <w:bookmarkStart w:id="35" w:name="sec-pred-sel-overfit-example"/>
     <w:p>
       <w:pPr>
         <w:pStyle w:val="Heading2"/>
@@ -2948,7 +3115,7 @@
       <w:tr>
         <w:tc>
           <w:tcPr/>
-          <w:bookmarkStart w:id="29" w:name="tbl-overfit-example"/>
+          <w:bookmarkStart w:id="34" w:name="tbl-overfit-example"/>
           <w:p>
             <w:pPr>
               <w:jc w:val="center"/>
@@ -4579,7 +4746,7 @@
               <w:t xml:space="preserve">#&gt; 2 Overfit model (+20 noise predictors)          36.9            37.0</w:t>
             </w:r>
           </w:p>
-          <w:bookmarkEnd w:id="29"/>
+          <w:bookmarkEnd w:id="34"/>
         </w:tc>
       </w:tr>
     </w:tbl>
@@ -4609,8 +4776,8 @@
         <w:t xml:space="preserve">which is the defining pattern of overfitting.</w:t>
       </w:r>
     </w:p>
-    <w:bookmarkEnd w:id="30"/>
-    <w:bookmarkStart w:id="31" w:name="sec-pred-sel-pe"/>
+    <w:bookmarkEnd w:id="35"/>
+    <w:bookmarkStart w:id="36" w:name="sec-pred-sel-pe"/>
     <w:p>
       <w:pPr>
         <w:pStyle w:val="Heading2"/>
@@ -6435,8 +6602,8 @@
         <w:t xml:space="preserve">has the higher predicted risk score.</w:t>
       </w:r>
     </w:p>
-    <w:bookmarkEnd w:id="31"/>
-    <w:bookmarkStart w:id="33" w:name="sec-pred-sel-cv"/>
+    <w:bookmarkEnd w:id="36"/>
+    <w:bookmarkStart w:id="38" w:name="sec-pred-sel-cv"/>
     <w:p>
       <w:pPr>
         <w:pStyle w:val="Heading2"/>
@@ -6577,7 +6744,7 @@
               <w:spacing w:before="16" w:after="64"/>
             </w:pPr>
           </w:p>
-          <w:bookmarkStart w:id="32" w:name="def-kfold"/>
+          <w:bookmarkStart w:id="37" w:name="def-kfold"/>
           <w:p>
             <w:pPr>
               <w:pStyle w:val="BodyText"/>
@@ -6839,7 +7006,7 @@
               <w:t xml:space="preserve">are typical.</w:t>
             </w:r>
           </w:p>
-          <w:bookmarkEnd w:id="32"/>
+          <w:bookmarkEnd w:id="37"/>
         </w:tc>
       </w:tr>
     </w:tbl>
@@ -6863,8 +7030,8 @@
         <w:t xml:space="preserve">that did not influence the model fit.</w:t>
       </w:r>
     </w:p>
-    <w:bookmarkEnd w:id="33"/>
-    <w:bookmarkStart w:id="34" w:name="sec-pred-sel-cv-hers"/>
+    <w:bookmarkEnd w:id="38"/>
+    <w:bookmarkStart w:id="39" w:name="sec-pred-sel-cv-hers"/>
     <w:p>
       <w:pPr>
         <w:pStyle w:val="Heading2"/>
@@ -7149,8 +7316,8 @@
         <w:t xml:space="preserve">that is often preferred for interpretability.</w:t>
       </w:r>
     </w:p>
-    <w:bookmarkEnd w:id="34"/>
-    <w:bookmarkStart w:id="35" w:name="sec-pred-sel-split"/>
+    <w:bookmarkEnd w:id="39"/>
+    <w:bookmarkStart w:id="40" w:name="sec-pred-sel-split"/>
     <w:p>
       <w:pPr>
         <w:pStyle w:val="Heading2"/>
@@ -8051,9 +8218,9 @@
         <w:t xml:space="preserve">the two values are typically close.</w:t>
       </w:r>
     </w:p>
-    <w:bookmarkEnd w:id="35"/>
-    <w:bookmarkEnd w:id="36"/>
-    <w:bookmarkStart w:id="53" w:name="sec-pred-sel-eval"/>
+    <w:bookmarkEnd w:id="40"/>
+    <w:bookmarkEnd w:id="41"/>
+    <w:bookmarkStart w:id="58" w:name="sec-pred-sel-eval"/>
     <w:p>
       <w:pPr>
         <w:pStyle w:val="Heading1"/>
@@ -8062,7 +8229,7 @@
         <w:t xml:space="preserve">5. Evaluating a Predictor of Primary Interest</w:t>
       </w:r>
     </w:p>
-    <w:bookmarkStart w:id="37" w:name="sec-pred-sel-eval-primary"/>
+    <w:bookmarkStart w:id="42" w:name="sec-pred-sel-eval-primary"/>
     <w:p>
       <w:pPr>
         <w:pStyle w:val="Heading2"/>
@@ -8124,8 +8291,8 @@
         <w:t xml:space="preserve">The following principles guide predictor selection for this goal.</w:t>
       </w:r>
     </w:p>
-    <w:bookmarkEnd w:id="37"/>
-    <w:bookmarkStart w:id="38" w:name="sec-pred-sel-face-validity"/>
+    <w:bookmarkEnd w:id="42"/>
+    <w:bookmarkStart w:id="43" w:name="sec-pred-sel-face-validity"/>
     <w:p>
       <w:pPr>
         <w:pStyle w:val="Heading2"/>
@@ -8208,8 +8375,8 @@
         <w:t xml:space="preserve">even if they are not statistically significant in a small sample.</w:t>
       </w:r>
     </w:p>
-    <w:bookmarkEnd w:id="38"/>
-    <w:bookmarkStart w:id="47" w:name="sec-pred-sel-confounders"/>
+    <w:bookmarkEnd w:id="43"/>
+    <w:bookmarkStart w:id="52" w:name="sec-pred-sel-confounders"/>
     <w:p>
       <w:pPr>
         <w:pStyle w:val="Heading2"/>
@@ -8751,18 +8918,18 @@
                 <wp:inline>
                   <wp:extent cx="152400" cy="152400"/>
                   <wp:effectExtent b="0" l="0" r="0" t="0"/>
-                  <wp:docPr descr="" title="" id="40" name="Picture"/>
+                  <wp:docPr descr="" title="" id="45" name="Picture"/>
                   <a:graphic>
                     <a:graphicData uri="http://schemas.openxmlformats.org/drawingml/2006/picture">
                       <pic:pic>
                         <pic:nvPicPr>
-                          <pic:cNvPr descr="/opt/quarto/share/formats/docx/note.png" id="41" name="Picture"/>
+                          <pic:cNvPr descr="/opt/quarto/share/formats/docx/note.png" id="46" name="Picture"/>
                           <pic:cNvPicPr>
                             <a:picLocks noChangeArrowheads="1" noChangeAspect="1"/>
                           </pic:cNvPicPr>
                         </pic:nvPicPr>
                         <pic:blipFill>
-                          <a:blip r:embed="rId39"/>
+                          <a:blip r:embed="rId44"/>
                           <a:stretch>
                             <a:fillRect/>
                           </a:stretch>
@@ -8897,7 +9064,7 @@
         </w:tc>
       </w:tr>
     </w:tbl>
-    <w:bookmarkStart w:id="46" w:name="sec-pred-sel-10pct-wcgs"/>
+    <w:bookmarkStart w:id="51" w:name="sec-pred-sel-10pct-wcgs"/>
     <w:p>
       <w:pPr>
         <w:pStyle w:val="Heading3"/>
@@ -10492,7 +10659,7 @@
       <w:tr>
         <w:tc>
           <w:tcPr/>
-          <w:bookmarkStart w:id="42" w:name="tbl-wcgs-10pct"/>
+          <w:bookmarkStart w:id="47" w:name="tbl-wcgs-10pct"/>
           <w:p>
             <w:pPr>
               <w:jc w:val="center"/>
@@ -11133,7 +11300,7 @@
               </w:tc>
             </w:tr>
           </w:tbl>
-          <w:bookmarkEnd w:id="42"/>
+          <w:bookmarkEnd w:id="47"/>
           <w:p/>
         </w:tc>
       </w:tr>
@@ -13752,7 +13919,7 @@
       <w:tr>
         <w:tc>
           <w:tcPr/>
-          <w:bookmarkStart w:id="43" w:name="tbl-wcgs-10pct-bwe"/>
+          <w:bookmarkStart w:id="48" w:name="tbl-wcgs-10pct-bwe"/>
           <w:p>
             <w:pPr>
               <w:jc w:val="center"/>
@@ -14259,7 +14426,7 @@
               </w:tc>
             </w:tr>
           </w:tbl>
-          <w:bookmarkEnd w:id="43"/>
+          <w:bookmarkEnd w:id="48"/>
           <w:p/>
         </w:tc>
       </w:tr>
@@ -14361,18 +14528,18 @@
                 <wp:inline>
                   <wp:extent cx="152400" cy="152400"/>
                   <wp:effectExtent b="0" l="0" r="0" t="0"/>
-                  <wp:docPr descr="" title="" id="44" name="Picture"/>
+                  <wp:docPr descr="" title="" id="49" name="Picture"/>
                   <a:graphic>
                     <a:graphicData uri="http://schemas.openxmlformats.org/drawingml/2006/picture">
                       <pic:pic>
                         <pic:nvPicPr>
-                          <pic:cNvPr descr="/opt/quarto/share/formats/docx/note.png" id="45" name="Picture"/>
+                          <pic:cNvPr descr="/opt/quarto/share/formats/docx/note.png" id="50" name="Picture"/>
                           <pic:cNvPicPr>
                             <a:picLocks noChangeArrowheads="1" noChangeAspect="1"/>
                           </pic:cNvPicPr>
                         </pic:nvPicPr>
                         <pic:blipFill>
-                          <a:blip r:embed="rId39"/>
+                          <a:blip r:embed="rId44"/>
                           <a:stretch>
                             <a:fillRect/>
                           </a:stretch>
@@ -14482,9 +14649,9 @@
         </w:tc>
       </w:tr>
     </w:tbl>
-    <w:bookmarkEnd w:id="46"/>
-    <w:bookmarkEnd w:id="47"/>
-    <w:bookmarkStart w:id="48" w:name="sec-pred-sel-backward-hers"/>
+    <w:bookmarkEnd w:id="51"/>
+    <w:bookmarkEnd w:id="52"/>
+    <w:bookmarkStart w:id="53" w:name="sec-pred-sel-backward-hers"/>
     <w:p>
       <w:pPr>
         <w:pStyle w:val="Heading2"/>
@@ -15048,8 +15215,8 @@
         <w:t xml:space="preserve">not as confounders.</w:t>
       </w:r>
     </w:p>
-    <w:bookmarkEnd w:id="48"/>
-    <w:bookmarkStart w:id="49" w:name="sec-pred-sel-interactions"/>
+    <w:bookmarkEnd w:id="53"/>
+    <w:bookmarkStart w:id="54" w:name="sec-pred-sel-interactions"/>
     <w:p>
       <w:pPr>
         <w:pStyle w:val="Heading2"/>
@@ -15144,8 +15311,8 @@
         <w:t xml:space="preserve">and unexpected interactions should be interpreted cautiously.</w:t>
       </w:r>
     </w:p>
-    <w:bookmarkEnd w:id="49"/>
-    <w:bookmarkStart w:id="52" w:name="sec-pred-sel-rct"/>
+    <w:bookmarkEnd w:id="54"/>
+    <w:bookmarkStart w:id="57" w:name="sec-pred-sel-rct"/>
     <w:p>
       <w:pPr>
         <w:pStyle w:val="Heading2"/>
@@ -15413,18 +15580,18 @@
                 <wp:inline>
                   <wp:extent cx="152400" cy="152400"/>
                   <wp:effectExtent b="0" l="0" r="0" t="0"/>
-                  <wp:docPr descr="" title="" id="50" name="Picture"/>
+                  <wp:docPr descr="" title="" id="55" name="Picture"/>
                   <a:graphic>
                     <a:graphicData uri="http://schemas.openxmlformats.org/drawingml/2006/picture">
                       <pic:pic>
                         <pic:nvPicPr>
-                          <pic:cNvPr descr="/opt/quarto/share/formats/docx/note.png" id="51" name="Picture"/>
+                          <pic:cNvPr descr="/opt/quarto/share/formats/docx/note.png" id="56" name="Picture"/>
                           <pic:cNvPicPr>
                             <a:picLocks noChangeArrowheads="1" noChangeAspect="1"/>
                           </pic:cNvPicPr>
                         </pic:nvPicPr>
                         <pic:blipFill>
-                          <a:blip r:embed="rId39"/>
+                          <a:blip r:embed="rId44"/>
                           <a:stretch>
                             <a:fillRect/>
                           </a:stretch>
@@ -15513,9 +15680,9 @@
         </w:tc>
       </w:tr>
     </w:tbl>
-    <w:bookmarkEnd w:id="52"/>
-    <w:bookmarkEnd w:id="53"/>
-    <w:bookmarkStart w:id="58" w:name="sec-pred-sel-multiple-chapter"/>
+    <w:bookmarkEnd w:id="57"/>
+    <w:bookmarkEnd w:id="58"/>
+    <w:bookmarkStart w:id="63" w:name="sec-pred-sel-multiple-chapter"/>
     <w:p>
       <w:pPr>
         <w:pStyle w:val="Heading1"/>
@@ -15524,7 +15691,7 @@
         <w:t xml:space="preserve">6. Identifying Multiple Important Predictors</w:t>
       </w:r>
     </w:p>
-    <w:bookmarkStart w:id="54" w:name="sec-pred-sel-multiple"/>
+    <w:bookmarkStart w:id="59" w:name="sec-pred-sel-multiple"/>
     <w:p>
       <w:pPr>
         <w:pStyle w:val="Heading2"/>
@@ -15683,8 +15850,8 @@
         <w:t xml:space="preserve">becomes even more important.</w:t>
       </w:r>
     </w:p>
-    <w:bookmarkEnd w:id="54"/>
-    <w:bookmarkStart w:id="55" w:name="sec-pred-sel-allen-cady"/>
+    <w:bookmarkEnd w:id="59"/>
+    <w:bookmarkStart w:id="60" w:name="sec-pred-sel-allen-cady"/>
     <w:p>
       <w:pPr>
         <w:pStyle w:val="Heading2"/>
@@ -15895,8 +16062,8 @@
         <w:t xml:space="preserve">producing many more potential opportunities for false findings.</w:t>
       </w:r>
     </w:p>
-    <w:bookmarkEnd w:id="55"/>
-    <w:bookmarkStart w:id="56" w:name="sec-pred-sel-cautious-interp"/>
+    <w:bookmarkEnd w:id="60"/>
+    <w:bookmarkStart w:id="61" w:name="sec-pred-sel-cautious-interp"/>
     <w:p>
       <w:pPr>
         <w:pStyle w:val="Heading2"/>
@@ -16103,8 +16270,8 @@
         <w:t xml:space="preserve">Acknowledge inflated type-I error as a study limitation.</w:t>
       </w:r>
     </w:p>
-    <w:bookmarkEnd w:id="56"/>
-    <w:bookmarkStart w:id="57" w:name="sec-pred-sel-chd-risk-factors"/>
+    <w:bookmarkEnd w:id="61"/>
+    <w:bookmarkStart w:id="62" w:name="sec-pred-sel-chd-risk-factors"/>
     <w:p>
       <w:pPr>
         <w:pStyle w:val="Heading2"/>
@@ -16231,9 +16398,9 @@
         <w:t xml:space="preserve">to rule out confounding and ensure face validity.</w:t>
       </w:r>
     </w:p>
-    <w:bookmarkEnd w:id="57"/>
-    <w:bookmarkEnd w:id="58"/>
-    <w:bookmarkStart w:id="64" w:name="sec-pred-sel-stepwise"/>
+    <w:bookmarkEnd w:id="62"/>
+    <w:bookmarkEnd w:id="63"/>
+    <w:bookmarkStart w:id="73" w:name="sec-pred-sel-stepwise"/>
     <w:p>
       <w:pPr>
         <w:pStyle w:val="Heading1"/>
@@ -16242,9 +16409,218 @@
         <w:t xml:space="preserve">7. Testing-based selection</w:t>
       </w:r>
     </w:p>
-    <w:p>
-      <w:pPr>
-        <w:pStyle w:val="FirstParagraph"/>
+    <w:tbl>
+      <w:tblPr>
+        <w:tblStyle w:val="Table"/>
+        <w:tblLook w:firstRow="0" w:lastRow="0" w:firstColumn="0" w:lastColumn="0" w:noHBand="0" w:noVBand="0" w:val="0000"/>
+        <w:tblBorders>
+          <w:top w:val="single" w:sz="4" w:space="0" w:color="00A047"/>
+          <w:left w:val="single" w:sz="24" w:space="0" w:color="00A047"/>
+          <w:bottom w:val="single" w:sz="4" w:space="0" w:color="00A047"/>
+          <w:right w:val="single" w:sz="4" w:space="0" w:color="00A047"/>
+        </w:tblBorders>
+        <w:tblCellMar>
+          <w:left w:w="144" w:type="dxa"/>
+          <w:right w:w="144" w:type="dxa"/>
+        </w:tblCellMar>
+        <w:tblLook w:firstRow="0" w:lastRow="0" w:firstColumn="0" w:lastColumn="0" w:noHBand="0" w:noVBand="0" w:val="0000"/>
+      </w:tblPr>
+      <w:tr>
+        <w:trPr>
+          <w:cantSplit/>
+        </w:trPr>
+        <w:tc>
+          <w:tcPr>
+            <w:shd w:color="auto" w:fill="ccf1e3" w:val="clear"/>
+            <w:tcMar>
+              <w:top w:w="92" w:type="dxa"/>
+              <w:bottom w:w="92" w:type="dxa"/>
+            </w:tcMar>
+          </w:tcPr>
+          <w:p>
+            <w:pPr>
+              <w:pStyle w:val="FirstParagraph"/>
+            </w:pPr>
+            <w:pPr>
+              <w:spacing w:before="0" w:after="0"/>
+              <w:textAlignment w:val="center"/>
+            </w:pPr>
+            <w:r>
+              <w:drawing>
+                <wp:inline>
+                  <wp:extent cx="152400" cy="152400"/>
+                  <wp:effectExtent b="0" l="0" r="0" t="0"/>
+                  <wp:docPr descr="" title="" id="64" name="Picture"/>
+                  <a:graphic>
+                    <a:graphicData uri="http://schemas.openxmlformats.org/drawingml/2006/picture">
+                      <pic:pic>
+                        <pic:nvPicPr>
+                          <pic:cNvPr descr="/opt/quarto/share/formats/docx/tip.png" id="65" name="Picture"/>
+                          <pic:cNvPicPr>
+                            <a:picLocks noChangeArrowheads="1" noChangeAspect="1"/>
+                          </pic:cNvPicPr>
+                        </pic:nvPicPr>
+                        <pic:blipFill>
+                          <a:blip r:embed="rId27"/>
+                          <a:stretch>
+                            <a:fillRect/>
+                          </a:stretch>
+                        </pic:blipFill>
+                        <pic:spPr bwMode="auto">
+                          <a:xfrm>
+                            <a:off x="0" y="0"/>
+                            <a:ext cx="152400" cy="152400"/>
+                          </a:xfrm>
+                          <a:prstGeom prst="rect">
+                            <a:avLst/>
+                          </a:prstGeom>
+                          <a:noFill/>
+                          <a:ln w="9525">
+                            <a:noFill/>
+                            <a:headEnd/>
+                            <a:tailEnd/>
+                          </a:ln>
+                        </pic:spPr>
+                      </pic:pic>
+                    </a:graphicData>
+                  </a:graphic>
+                </wp:inline>
+              </w:drawing>
+            </w:r>
+            <w:r>
+              <w:t xml:space="preserve"> </w:t>
+            </w:r>
+            <w:r>
+              <w:t xml:space="preserve"> </w:t>
+            </w:r>
+            <w:r>
+              <w:t xml:space="preserve">Video lecture</w:t>
+            </w:r>
+          </w:p>
+        </w:tc>
+      </w:tr>
+      <w:tr>
+        <w:trPr>
+          <w:cantSplit/>
+        </w:trPr>
+        <w:tc>
+          <w:tcPr>
+            <w:tcMar>
+              <w:top w:w="108" w:type="dxa"/>
+              <w:bottom w:w="108" w:type="dxa"/>
+            </w:tcMar>
+          </w:tcPr>
+          <w:p>
+            <w:pPr>
+              <w:pStyle w:val="BodyText"/>
+            </w:pPr>
+            <w:pPr>
+              <w:spacing w:before="16" w:after="16"/>
+            </w:pPr>
+            <w:r>
+              <w:t xml:space="preserve">David Rocke’s Epi 204 lecture</w:t>
+            </w:r>
+            <w:r>
+              <w:t xml:space="preserve"> </w:t>
+            </w:r>
+            <w:hyperlink r:id="rId66">
+              <w:r>
+                <w:rPr>
+                  <w:rStyle w:val="Hyperlink"/>
+                  <w:i/>
+                  <w:iCs/>
+                </w:rPr>
+                <w:t xml:space="preserve">Variable Selection and Model Choice</w:t>
+              </w:r>
+            </w:hyperlink>
+            <w:r>
+              <w:t xml:space="preserve"> </w:t>
+            </w:r>
+            <w:r>
+              <w:t xml:space="preserve">(</w:t>
+            </w:r>
+            <w:hyperlink r:id="rId67">
+              <w:r>
+                <w:rPr>
+                  <w:rStyle w:val="Hyperlink"/>
+                </w:rPr>
+                <w:t xml:space="preserve">slides</w:t>
+              </w:r>
+            </w:hyperlink>
+            <w:r>
+              <w:t xml:space="preserve">)</w:t>
+            </w:r>
+            <w:r>
+              <w:t xml:space="preserve"> </w:t>
+            </w:r>
+            <w:r>
+              <w:t xml:space="preserve">covers comparing logistic models with</w:t>
+            </w:r>
+            <w:r>
+              <w:t xml:space="preserve"> </w:t>
+            </w:r>
+            <w:r>
+              <w:rPr>
+                <w:rStyle w:val="VerbatimChar"/>
+              </w:rPr>
+              <w:t xml:space="preserve">drop1()</w:t>
+            </w:r>
+            <w:r>
+              <w:t xml:space="preserve">,</w:t>
+            </w:r>
+            <w:r>
+              <w:t xml:space="preserve"> </w:t>
+            </w:r>
+            <w:r>
+              <w:rPr>
+                <w:rStyle w:val="VerbatimChar"/>
+              </w:rPr>
+              <w:t xml:space="preserve">add1()</w:t>
+            </w:r>
+            <w:r>
+              <w:t xml:space="preserve">, AIC, and BIC,</w:t>
+            </w:r>
+            <w:r>
+              <w:t xml:space="preserve"> </w:t>
+            </w:r>
+            <w:r>
+              <w:t xml:space="preserve">stepwise selection with</w:t>
+            </w:r>
+            <w:r>
+              <w:t xml:space="preserve"> </w:t>
+            </w:r>
+            <w:r>
+              <w:rPr>
+                <w:rStyle w:val="VerbatimChar"/>
+              </w:rPr>
+              <w:t xml:space="preserve">step()</w:t>
+            </w:r>
+            <w:r>
+              <w:t xml:space="preserve">,</w:t>
+            </w:r>
+            <w:r>
+              <w:t xml:space="preserve"> </w:t>
+            </w:r>
+            <w:r>
+              <w:t xml:space="preserve">and how heavy variable selection produces spurious findings and overfitting</w:t>
+            </w:r>
+            <w:r>
+              <w:t xml:space="preserve"> </w:t>
+            </w:r>
+            <w:r>
+              <w:t xml:space="preserve">(Rocke 2021)</w:t>
+            </w:r>
+            <w:r>
+              <w:t xml:space="preserve">.</w:t>
+            </w:r>
+          </w:p>
+          <w:p/>
+        </w:tc>
+      </w:tr>
+    </w:tbl>
+    <w:p>
+      <w:pPr>
+        <w:pStyle w:val="BodyText"/>
       </w:pPr>
       <w:r>
         <w:t xml:space="preserve">Testing-based selection methods use statistical tests</w:t>
@@ -16262,7 +16638,7 @@
         <w:t xml:space="preserve">to decide which predictors to include in a model.</w:t>
       </w:r>
     </w:p>
-    <w:bookmarkStart w:id="62" w:name="stepwise-regression"/>
+    <w:bookmarkStart w:id="71" w:name="stepwise-regression"/>
     <w:p>
       <w:pPr>
         <w:pStyle w:val="Heading2"/>
@@ -16312,18 +16688,18 @@
                 <wp:inline>
                   <wp:extent cx="152400" cy="152400"/>
                   <wp:effectExtent b="0" l="0" r="0" t="0"/>
-                  <wp:docPr descr="" title="" id="60" name="Picture"/>
+                  <wp:docPr descr="" title="" id="69" name="Picture"/>
                   <a:graphic>
                     <a:graphicData uri="http://schemas.openxmlformats.org/drawingml/2006/picture">
                       <pic:pic>
                         <pic:nvPicPr>
-                          <pic:cNvPr descr="/opt/quarto/share/formats/docx/warning.png" id="61" name="Picture"/>
+                          <pic:cNvPr descr="/opt/quarto/share/formats/docx/warning.png" id="70" name="Picture"/>
                           <pic:cNvPicPr>
                             <a:picLocks noChangeArrowheads="1" noChangeAspect="1"/>
                           </pic:cNvPicPr>
                         </pic:nvPicPr>
                         <pic:blipFill>
-                          <a:blip r:embed="rId59"/>
+                          <a:blip r:embed="rId68"/>
                           <a:stretch>
                             <a:fillRect/>
                           </a:stretch>
@@ -16547,8 +16923,8 @@
         <w:t xml:space="preserve">: Combine forward and backward steps.</w:t>
       </w:r>
     </w:p>
-    <w:bookmarkEnd w:id="62"/>
-    <w:bookmarkStart w:id="63" w:name="example-stepwise-selection-for-ldl"/>
+    <w:bookmarkEnd w:id="71"/>
+    <w:bookmarkStart w:id="72" w:name="example-stepwise-selection-for-ldl"/>
     <w:p>
       <w:pPr>
         <w:pStyle w:val="Heading2"/>
@@ -17072,9 +17448,9 @@
         <w:t xml:space="preserve">#&gt; F-statistic: 32.8 on 5 and 2741 DF,  p-value: &lt;2e-16</w:t>
       </w:r>
     </w:p>
-    <w:bookmarkEnd w:id="63"/>
-    <w:bookmarkEnd w:id="64"/>
-    <w:bookmarkStart w:id="68" w:name="sec-pred-sel-aic-bic"/>
+    <w:bookmarkEnd w:id="72"/>
+    <w:bookmarkEnd w:id="73"/>
+    <w:bookmarkStart w:id="77" w:name="sec-pred-sel-aic-bic"/>
     <w:p>
       <w:pPr>
         <w:pStyle w:val="Heading1"/>
@@ -17083,7 +17459,7 @@
         <w:t xml:space="preserve">8. Criterion-based selection</w:t>
       </w:r>
     </w:p>
-    <w:bookmarkStart w:id="65" w:name="aic-and-bic"/>
+    <w:bookmarkStart w:id="74" w:name="aic-and-bic"/>
     <w:p>
       <w:pPr>
         <w:pStyle w:val="Heading2"/>
@@ -17368,8 +17744,8 @@
         <w:t xml:space="preserve">.</w:t>
       </w:r>
     </w:p>
-    <w:bookmarkEnd w:id="65"/>
-    <w:bookmarkStart w:id="67" w:name="comparing-models-for-ldl"/>
+    <w:bookmarkEnd w:id="74"/>
+    <w:bookmarkStart w:id="76" w:name="comparing-models-for-ldl"/>
     <w:p>
       <w:pPr>
         <w:pStyle w:val="Heading2"/>
@@ -17391,7 +17767,7 @@
       <w:tr>
         <w:tc>
           <w:tcPr/>
-          <w:bookmarkStart w:id="66" w:name="tbl-model-comparison"/>
+          <w:bookmarkStart w:id="75" w:name="tbl-model-comparison"/>
           <w:p>
             <w:pPr>
               <w:jc w:val="center"/>
@@ -18328,13 +18704,13 @@
               <w:t xml:space="preserve">#&gt; 5 Full model                          27609. 27662.  0.0545</w:t>
             </w:r>
           </w:p>
-          <w:bookmarkEnd w:id="66"/>
+          <w:bookmarkEnd w:id="75"/>
         </w:tc>
       </w:tr>
     </w:tbl>
-    <w:bookmarkEnd w:id="67"/>
-    <w:bookmarkEnd w:id="68"/>
-    <w:bookmarkStart w:id="81" w:name="sec-pred-sel-lasso"/>
+    <w:bookmarkEnd w:id="76"/>
+    <w:bookmarkEnd w:id="77"/>
+    <w:bookmarkStart w:id="90" w:name="sec-pred-sel-lasso"/>
     <w:p>
       <w:pPr>
         <w:pStyle w:val="Heading1"/>
@@ -18369,7 +18745,7 @@
         <w:t xml:space="preserve">by shrinking small coefficients toward zero.</w:t>
       </w:r>
     </w:p>
-    <w:bookmarkStart w:id="69" w:name="the-lasso"/>
+    <w:bookmarkStart w:id="78" w:name="the-lasso"/>
     <w:p>
       <w:pPr>
         <w:pStyle w:val="Heading2"/>
@@ -18722,8 +19098,8 @@
         <w:t xml:space="preserve">is usually chosen by cross-validation.</w:t>
       </w:r>
     </w:p>
-    <w:bookmarkEnd w:id="69"/>
-    <w:bookmarkStart w:id="80" w:name="example-lasso-for-ldl"/>
+    <w:bookmarkEnd w:id="78"/>
+    <w:bookmarkStart w:id="89" w:name="example-lasso-for-ldl"/>
     <w:p>
       <w:pPr>
         <w:pStyle w:val="Heading2"/>
@@ -18745,7 +19121,7 @@
       <w:tr>
         <w:tc>
           <w:tcPr/>
-          <w:bookmarkStart w:id="73" w:name="fig-lasso-ldl"/>
+          <w:bookmarkStart w:id="82" w:name="fig-lasso-ldl"/>
           <w:p>
             <w:pPr>
               <w:pStyle w:val="SourceCode"/>
@@ -19382,18 +19758,18 @@
                 <wp:inline>
                   <wp:extent cx="4620126" cy="3696101"/>
                   <wp:effectExtent b="0" l="0" r="0" t="0"/>
-                  <wp:docPr descr="" title="" id="71" name="Picture"/>
+                  <wp:docPr descr="" title="" id="80" name="Picture"/>
                   <a:graphic>
                     <a:graphicData uri="http://schemas.openxmlformats.org/drawingml/2006/picture">
                       <pic:pic>
                         <pic:nvPicPr>
-                          <pic:cNvPr descr="predictor-selection_files/figure-docx/unnamed-chunk-4-1.png" id="72" name="Picture"/>
+                          <pic:cNvPr descr="predictor-selection_files/figure-docx/unnamed-chunk-4-1.png" id="81" name="Picture"/>
                           <pic:cNvPicPr>
                             <a:picLocks noChangeArrowheads="1" noChangeAspect="1"/>
                           </pic:cNvPicPr>
                         </pic:nvPicPr>
                         <pic:blipFill>
-                          <a:blip r:embed="rId70"/>
+                          <a:blip r:embed="rId79"/>
                           <a:stretch>
                             <a:fillRect/>
                           </a:stretch>
@@ -19465,7 +19841,7 @@
               <w:t xml:space="preserve">some reach exactly zero (variables excluded from the model).</w:t>
             </w:r>
           </w:p>
-          <w:bookmarkEnd w:id="73"/>
+          <w:bookmarkEnd w:id="82"/>
         </w:tc>
       </w:tr>
     </w:tbl>
@@ -19489,7 +19865,7 @@
       <w:tr>
         <w:tc>
           <w:tcPr/>
-          <w:bookmarkStart w:id="77" w:name="fig-lasso-cv"/>
+          <w:bookmarkStart w:id="86" w:name="fig-lasso-cv"/>
           <w:p>
             <w:pPr>
               <w:pStyle w:val="SourceCode"/>
@@ -19553,18 +19929,18 @@
                 <wp:inline>
                   <wp:extent cx="4620126" cy="3696101"/>
                   <wp:effectExtent b="0" l="0" r="0" t="0"/>
-                  <wp:docPr descr="" title="" id="75" name="Picture"/>
+                  <wp:docPr descr="" title="" id="84" name="Picture"/>
                   <a:graphic>
                     <a:graphicData uri="http://schemas.openxmlformats.org/drawingml/2006/picture">
                       <pic:pic>
                         <pic:nvPicPr>
-                          <pic:cNvPr descr="predictor-selection_files/figure-docx/unnamed-chunk-5-1.png" id="76" name="Picture"/>
+                          <pic:cNvPr descr="predictor-selection_files/figure-docx/unnamed-chunk-5-1.png" id="85" name="Picture"/>
                           <pic:cNvPicPr>
                             <a:picLocks noChangeArrowheads="1" noChangeAspect="1"/>
                           </pic:cNvPicPr>
                         </pic:nvPicPr>
                         <pic:blipFill>
-                          <a:blip r:embed="rId74"/>
+                          <a:blip r:embed="rId83"/>
                           <a:stretch>
                             <a:fillRect/>
                           </a:stretch>
@@ -19686,7 +20062,7 @@
               <w:t xml:space="preserve">within 1 SE of the minimum).</w:t>
             </w:r>
           </w:p>
-          <w:bookmarkEnd w:id="77"/>
+          <w:bookmarkEnd w:id="86"/>
         </w:tc>
       </w:tr>
     </w:tbl>
@@ -19710,7 +20086,7 @@
       <w:tr>
         <w:tc>
           <w:tcPr/>
-          <w:bookmarkStart w:id="78" w:name="tbl-lasso-coefs"/>
+          <w:bookmarkStart w:id="87" w:name="tbl-lasso-coefs"/>
           <w:p>
             <w:pPr>
               <w:jc w:val="center"/>
@@ -20089,7 +20465,7 @@
               <w:t xml:space="preserve">#&gt; 8      0.110       0</w:t>
             </w:r>
           </w:p>
-          <w:bookmarkEnd w:id="78"/>
+          <w:bookmarkEnd w:id="87"/>
         </w:tc>
       </w:tr>
     </w:tbl>
@@ -20151,7 +20527,7 @@
       <w:r>
         <w:t xml:space="preserve"> </w:t>
       </w:r>
-      <w:hyperlink r:id="rId79">
+      <w:hyperlink r:id="rId88">
         <w:r>
           <w:rPr>
             <w:rStyle w:val="Hyperlink"/>
@@ -20163,9 +20539,9 @@
         <w:t xml:space="preserve">.</w:t>
       </w:r>
     </w:p>
-    <w:bookmarkEnd w:id="80"/>
-    <w:bookmarkEnd w:id="81"/>
-    <w:bookmarkStart w:id="96" w:name="sec-pred-sel-details"/>
+    <w:bookmarkEnd w:id="89"/>
+    <w:bookmarkEnd w:id="90"/>
+    <w:bookmarkStart w:id="104" w:name="sec-pred-sel-details"/>
     <w:p>
       <w:pPr>
         <w:pStyle w:val="Heading1"/>
@@ -20174,7 +20550,7 @@
         <w:t xml:space="preserve">10. Some Details</w:t>
       </w:r>
     </w:p>
-    <w:bookmarkStart w:id="85" w:name="sec-pred-sel-collinearity"/>
+    <w:bookmarkStart w:id="94" w:name="sec-pred-sel-collinearity"/>
     <w:p>
       <w:pPr>
         <w:pStyle w:val="Heading2"/>
@@ -20217,7 +20593,7 @@
               <w:spacing w:before="16" w:after="64"/>
             </w:pPr>
           </w:p>
-          <w:bookmarkStart w:id="82" w:name="def-collinearity"/>
+          <w:bookmarkStart w:id="91" w:name="def-collinearity"/>
           <w:p>
             <w:pPr>
               <w:pStyle w:val="BodyText"/>
@@ -20258,7 +20634,7 @@
               <w:t xml:space="preserve">one or more regression coefficient estimates.</w:t>
             </w:r>
           </w:p>
-          <w:bookmarkEnd w:id="82"/>
+          <w:bookmarkEnd w:id="91"/>
         </w:tc>
       </w:tr>
     </w:tbl>
@@ -20462,7 +20838,7 @@
         <w:t xml:space="preserve">fewer missing values).</w:t>
       </w:r>
     </w:p>
-    <w:bookmarkStart w:id="84" w:name="sec-pred-sel-vif"/>
+    <w:bookmarkStart w:id="93" w:name="sec-pred-sel-vif"/>
     <w:p>
       <w:pPr>
         <w:pStyle w:val="Heading3"/>
@@ -20802,7 +21178,7 @@
               <w:bottom w:w="108" w:type="dxa"/>
             </w:tcMar>
           </w:tcPr>
-          <w:bookmarkStart w:id="83" w:name="exm-vif-toy"/>
+          <w:bookmarkStart w:id="92" w:name="exm-vif-toy"/>
           <w:p>
             <w:pPr>
               <w:pStyle w:val="BodyText"/>
@@ -21271,7 +21647,7 @@
               <w:t xml:space="preserve">.</w:t>
             </w:r>
           </w:p>
-          <w:bookmarkEnd w:id="83"/>
+          <w:bookmarkEnd w:id="92"/>
           <w:p/>
         </w:tc>
       </w:tr>
@@ -21513,7 +21889,7 @@
       <w:r>
         <w:t xml:space="preserve"> </w:t>
       </w:r>
-      <w:hyperlink r:id="rId79">
+      <w:hyperlink r:id="rId88">
         <w:r>
           <w:rPr>
             <w:rStyle w:val="Hyperlink"/>
@@ -21525,9 +21901,9 @@
         <w:t xml:space="preserve">).</w:t>
       </w:r>
     </w:p>
-    <w:bookmarkEnd w:id="84"/>
-    <w:bookmarkEnd w:id="85"/>
-    <w:bookmarkStart w:id="88" w:name="sec-pred-sel-epv"/>
+    <w:bookmarkEnd w:id="93"/>
+    <w:bookmarkEnd w:id="94"/>
+    <w:bookmarkStart w:id="97" w:name="sec-pred-sel-epv"/>
     <w:p>
       <w:pPr>
         <w:pStyle w:val="Heading2"/>
@@ -21655,18 +22031,18 @@
                 <wp:inline>
                   <wp:extent cx="152400" cy="152400"/>
                   <wp:effectExtent b="0" l="0" r="0" t="0"/>
-                  <wp:docPr descr="" title="" id="86" name="Picture"/>
+                  <wp:docPr descr="" title="" id="95" name="Picture"/>
                   <a:graphic>
                     <a:graphicData uri="http://schemas.openxmlformats.org/drawingml/2006/picture">
                       <pic:pic>
                         <pic:nvPicPr>
-                          <pic:cNvPr descr="/opt/quarto/share/formats/docx/note.png" id="87" name="Picture"/>
+                          <pic:cNvPr descr="/opt/quarto/share/formats/docx/note.png" id="96" name="Picture"/>
                           <pic:cNvPicPr>
                             <a:picLocks noChangeArrowheads="1" noChangeAspect="1"/>
                           </pic:cNvPicPr>
                         </pic:nvPicPr>
                         <pic:blipFill>
-                          <a:blip r:embed="rId39"/>
+                          <a:blip r:embed="rId44"/>
                           <a:stretch>
                             <a:fillRect/>
                           </a:stretch>
@@ -21882,8 +22258,8 @@
         <w:t xml:space="preserve">and verify that a more parsimonious model gives consistent results.</w:t>
       </w:r>
     </w:p>
-    <w:bookmarkEnd w:id="88"/>
-    <w:bookmarkStart w:id="91" w:name="sec-pred-sel-alts"/>
+    <w:bookmarkEnd w:id="97"/>
+    <w:bookmarkStart w:id="100" w:name="sec-pred-sel-alts"/>
     <w:p>
       <w:pPr>
         <w:pStyle w:val="Heading2"/>
@@ -22115,18 +22491,18 @@
                 <wp:inline>
                   <wp:extent cx="152400" cy="152400"/>
                   <wp:effectExtent b="0" l="0" r="0" t="0"/>
-                  <wp:docPr descr="" title="" id="89" name="Picture"/>
+                  <wp:docPr descr="" title="" id="98" name="Picture"/>
                   <a:graphic>
                     <a:graphicData uri="http://schemas.openxmlformats.org/drawingml/2006/picture">
                       <pic:pic>
                         <pic:nvPicPr>
-                          <pic:cNvPr descr="/opt/quarto/share/formats/docx/note.png" id="90" name="Picture"/>
+                          <pic:cNvPr descr="/opt/quarto/share/formats/docx/note.png" id="99" name="Picture"/>
                           <pic:cNvPicPr>
                             <a:picLocks noChangeArrowheads="1" noChangeAspect="1"/>
                           </pic:cNvPicPr>
                         </pic:nvPicPr>
                         <pic:blipFill>
-                          <a:blip r:embed="rId39"/>
+                          <a:blip r:embed="rId44"/>
                           <a:stretch>
                             <a:fillRect/>
                           </a:stretch>
@@ -22236,8 +22612,8 @@
         </w:tc>
       </w:tr>
     </w:tbl>
-    <w:bookmarkEnd w:id="91"/>
-    <w:bookmarkStart w:id="95" w:name="sec-pred-sel-inference"/>
+    <w:bookmarkEnd w:id="100"/>
+    <w:bookmarkStart w:id="103" w:name="sec-pred-sel-inference"/>
     <w:p>
       <w:pPr>
         <w:pStyle w:val="Heading2"/>
@@ -22553,18 +22929,18 @@
                 <wp:inline>
                   <wp:extent cx="152400" cy="152400"/>
                   <wp:effectExtent b="0" l="0" r="0" t="0"/>
-                  <wp:docPr descr="" title="" id="93" name="Picture"/>
+                  <wp:docPr descr="" title="" id="101" name="Picture"/>
                   <a:graphic>
                     <a:graphicData uri="http://schemas.openxmlformats.org/drawingml/2006/picture">
                       <pic:pic>
                         <pic:nvPicPr>
-                          <pic:cNvPr descr="/opt/quarto/share/formats/docx/tip.png" id="94" name="Picture"/>
+                          <pic:cNvPr descr="/opt/quarto/share/formats/docx/tip.png" id="102" name="Picture"/>
                           <pic:cNvPicPr>
                             <a:picLocks noChangeArrowheads="1" noChangeAspect="1"/>
                           </pic:cNvPicPr>
                         </pic:nvPicPr>
                         <pic:blipFill>
-                          <a:blip r:embed="rId92"/>
+                          <a:blip r:embed="rId27"/>
                           <a:stretch>
                             <a:fillRect/>
                           </a:stretch>
@@ -22749,9 +23125,9 @@
         </w:tc>
       </w:tr>
     </w:tbl>
-    <w:bookmarkEnd w:id="95"/>
-    <w:bookmarkEnd w:id="96"/>
-    <w:bookmarkStart w:id="97" w:name="sec-pred-sel-summary"/>
+    <w:bookmarkEnd w:id="103"/>
+    <w:bookmarkEnd w:id="104"/>
+    <w:bookmarkStart w:id="105" w:name="sec-pred-sel-summary"/>
     <w:p>
       <w:pPr>
         <w:pStyle w:val="Heading1"/>
@@ -23107,8 +23483,8 @@
         <w:t xml:space="preserve">when predictors have been selected from the data.</w:t>
       </w:r>
     </w:p>
-    <w:bookmarkEnd w:id="97"/>
-    <w:bookmarkStart w:id="98" w:name="sec-pred-sel-objectives"/>
+    <w:bookmarkEnd w:id="105"/>
+    <w:bookmarkStart w:id="106" w:name="sec-pred-sel-objectives"/>
     <w:p>
       <w:pPr>
         <w:pStyle w:val="Heading1"/>
@@ -23373,8 +23749,8 @@
         <w:t xml:space="preserve">and describe best practices for reporting in each inferential context.</w:t>
       </w:r>
     </w:p>
-    <w:bookmarkEnd w:id="98"/>
-    <w:bookmarkStart w:id="119" w:name="references"/>
+    <w:bookmarkEnd w:id="106"/>
+    <w:bookmarkStart w:id="129" w:name="references"/>
     <w:p>
       <w:pPr>
         <w:pStyle w:val="Heading1"/>
@@ -23383,8 +23759,8 @@
         <w:t xml:space="preserve">References</w:t>
       </w:r>
     </w:p>
-    <w:bookmarkStart w:id="118" w:name="refs"/>
-    <w:bookmarkStart w:id="99" w:name="ref-AllenCady1982"/>
+    <w:bookmarkStart w:id="128" w:name="refs"/>
+    <w:bookmarkStart w:id="107" w:name="ref-AllenCady1982"/>
     <w:p>
       <w:pPr>
         <w:pStyle w:val="Bibliography"/>
@@ -23406,8 +23782,8 @@
         <w:t xml:space="preserve">. Lifetime Learning Publications.</w:t>
       </w:r>
     </w:p>
-    <w:bookmarkEnd w:id="99"/>
-    <w:bookmarkStart w:id="101" w:name="ref-Greenland1989Modeling"/>
+    <w:bookmarkEnd w:id="107"/>
+    <w:bookmarkStart w:id="109" w:name="ref-Greenland1989Modeling"/>
     <w:p>
       <w:pPr>
         <w:pStyle w:val="Bibliography"/>
@@ -23440,7 +23816,7 @@
       <w:r>
         <w:t xml:space="preserve"> </w:t>
       </w:r>
-      <w:hyperlink r:id="rId100">
+      <w:hyperlink r:id="rId108">
         <w:r>
           <w:rPr>
             <w:rStyle w:val="Hyperlink"/>
@@ -23452,8 +23828,8 @@
         <w:t xml:space="preserve">.</w:t>
       </w:r>
     </w:p>
-    <w:bookmarkEnd w:id="101"/>
-    <w:bookmarkStart w:id="103" w:name="ref-Grodstein2001"/>
+    <w:bookmarkEnd w:id="109"/>
+    <w:bookmarkStart w:id="111" w:name="ref-Grodstein2001"/>
     <w:p>
       <w:pPr>
         <w:pStyle w:val="Bibliography"/>
@@ -23495,7 +23871,7 @@
       <w:r>
         <w:t xml:space="preserve"> </w:t>
       </w:r>
-      <w:hyperlink r:id="rId102">
+      <w:hyperlink r:id="rId110">
         <w:r>
           <w:rPr>
             <w:rStyle w:val="Hyperlink"/>
@@ -23507,8 +23883,8 @@
         <w:t xml:space="preserve">.</w:t>
       </w:r>
     </w:p>
-    <w:bookmarkEnd w:id="103"/>
-    <w:bookmarkStart w:id="105" w:name="ref-heinze2018variable"/>
+    <w:bookmarkEnd w:id="111"/>
+    <w:bookmarkStart w:id="113" w:name="ref-heinze2018variable"/>
     <w:p>
       <w:pPr>
         <w:pStyle w:val="Bibliography"/>
@@ -23553,7 +23929,7 @@
       <w:r>
         <w:t xml:space="preserve"> </w:t>
       </w:r>
-      <w:hyperlink r:id="rId104">
+      <w:hyperlink r:id="rId112">
         <w:r>
           <w:rPr>
             <w:rStyle w:val="Hyperlink"/>
@@ -23565,8 +23941,8 @@
         <w:t xml:space="preserve">.</w:t>
       </w:r>
     </w:p>
-    <w:bookmarkEnd w:id="105"/>
-    <w:bookmarkStart w:id="107" w:name="ref-kleinbaum2010logistic"/>
+    <w:bookmarkEnd w:id="113"/>
+    <w:bookmarkStart w:id="115" w:name="ref-kleinbaum2010logistic"/>
     <w:p>
       <w:pPr>
         <w:pStyle w:val="Bibliography"/>
@@ -23590,7 +23966,7 @@
       <w:r>
         <w:t xml:space="preserve"> </w:t>
       </w:r>
-      <w:hyperlink r:id="rId106">
+      <w:hyperlink r:id="rId114">
         <w:r>
           <w:rPr>
             <w:rStyle w:val="Hyperlink"/>
@@ -23602,8 +23978,8 @@
         <w:t xml:space="preserve">.</w:t>
       </w:r>
     </w:p>
-    <w:bookmarkEnd w:id="107"/>
-    <w:bookmarkStart w:id="109" w:name="ref-MickeyGreenland1989"/>
+    <w:bookmarkEnd w:id="115"/>
+    <w:bookmarkStart w:id="117" w:name="ref-MickeyGreenland1989"/>
     <w:p>
       <w:pPr>
         <w:pStyle w:val="Bibliography"/>
@@ -23636,7 +24012,7 @@
       <w:r>
         <w:t xml:space="preserve"> </w:t>
       </w:r>
-      <w:hyperlink r:id="rId108">
+      <w:hyperlink r:id="rId116">
         <w:r>
           <w:rPr>
             <w:rStyle w:val="Hyperlink"/>
@@ -23648,8 +24024,8 @@
         <w:t xml:space="preserve">.</w:t>
       </w:r>
     </w:p>
-    <w:bookmarkEnd w:id="109"/>
-    <w:bookmarkStart w:id="110" w:name="ref-Orwoll1996"/>
+    <w:bookmarkEnd w:id="117"/>
+    <w:bookmarkStart w:id="118" w:name="ref-Orwoll1996"/>
     <w:p>
       <w:pPr>
         <w:pStyle w:val="Bibliography"/>
@@ -23680,14 +24056,14 @@
         <w:t xml:space="preserve">124 (3): 187–96.</w:t>
       </w:r>
     </w:p>
-    <w:bookmarkEnd w:id="110"/>
-    <w:bookmarkStart w:id="111" w:name="ref-me4"/>
+    <w:bookmarkEnd w:id="118"/>
+    <w:bookmarkStart w:id="120" w:name="ref-rocke2021epi204"/>
     <w:p>
       <w:pPr>
         <w:pStyle w:val="Bibliography"/>
       </w:pPr>
       <w:r>
-        <w:t xml:space="preserve">Rothman, Kenneth J., Timothy L. Lash, Tyler J. VanderWeele, and Sebastien Haneuse. 2021.</w:t>
+        <w:t xml:space="preserve">Rocke, David M. 2021.</w:t>
       </w:r>
       <w:r>
         <w:t xml:space="preserve"> </w:t>
@@ -23697,29 +24073,108 @@
           <w:i/>
           <w:iCs/>
         </w:rPr>
-        <w:t xml:space="preserve">Modern Epidemiology</w:t>
-      </w:r>
-      <w:r>
-        <w:t xml:space="preserve">. Fourth edition. Wolters Kluwer.</w:t>
-      </w:r>
-    </w:p>
-    <w:bookmarkEnd w:id="111"/>
-    <w:bookmarkStart w:id="113" w:name="ref-vittinghoff2e"/>
-    <w:p>
-      <w:pPr>
-        <w:pStyle w:val="Bibliography"/>
-      </w:pPr>
-      <w:r>
-        <w:t xml:space="preserve">Vittinghoff, Eric, David V Glidden, Stephen C Shiboski, and Charles E McCulloch. 2012.</w:t>
-      </w:r>
-      <w:r>
-        <w:t xml:space="preserve"> </w:t>
+        <w:t xml:space="preserve">Epi</w:t>
       </w:r>
       <w:r>
         <w:rPr>
           <w:i/>
           <w:iCs/>
         </w:rPr>
+        <w:t xml:space="preserve"> </w:t>
+      </w:r>
+      <w:r>
+        <w:rPr>
+          <w:i/>
+          <w:iCs/>
+        </w:rPr>
+        <w:t xml:space="preserve">204 Lecture Notes,</w:t>
+      </w:r>
+      <w:r>
+        <w:rPr>
+          <w:i/>
+          <w:iCs/>
+        </w:rPr>
+        <w:t xml:space="preserve"> </w:t>
+      </w:r>
+      <w:r>
+        <w:rPr>
+          <w:i/>
+          <w:iCs/>
+        </w:rPr>
+        <w:t xml:space="preserve">Spring</w:t>
+      </w:r>
+      <w:r>
+        <w:rPr>
+          <w:i/>
+          <w:iCs/>
+        </w:rPr>
+        <w:t xml:space="preserve"> </w:t>
+      </w:r>
+      <w:r>
+        <w:rPr>
+          <w:i/>
+          <w:iCs/>
+        </w:rPr>
+        <w:t xml:space="preserve">2021</w:t>
+      </w:r>
+      <w:r>
+        <w:t xml:space="preserve">. University of California, Davis.</w:t>
+      </w:r>
+      <w:r>
+        <w:t xml:space="preserve"> </w:t>
+      </w:r>
+      <w:hyperlink r:id="rId119">
+        <w:r>
+          <w:rPr>
+            <w:rStyle w:val="Hyperlink"/>
+          </w:rPr>
+          <w:t xml:space="preserve">https://dmrocke.ucdavis.edu/Class/EPI204-Spring-2021/EPI204-Spring-2021.html</w:t>
+        </w:r>
+      </w:hyperlink>
+      <w:r>
+        <w:t xml:space="preserve">.</w:t>
+      </w:r>
+    </w:p>
+    <w:bookmarkEnd w:id="120"/>
+    <w:bookmarkStart w:id="121" w:name="ref-me4"/>
+    <w:p>
+      <w:pPr>
+        <w:pStyle w:val="Bibliography"/>
+      </w:pPr>
+      <w:r>
+        <w:t xml:space="preserve">Rothman, Kenneth J., Timothy L. Lash, Tyler J. VanderWeele, and Sebastien Haneuse. 2021.</w:t>
+      </w:r>
+      <w:r>
+        <w:t xml:space="preserve"> </w:t>
+      </w:r>
+      <w:r>
+        <w:rPr>
+          <w:i/>
+          <w:iCs/>
+        </w:rPr>
+        <w:t xml:space="preserve">Modern Epidemiology</w:t>
+      </w:r>
+      <w:r>
+        <w:t xml:space="preserve">. Fourth edition. Wolters Kluwer.</w:t>
+      </w:r>
+    </w:p>
+    <w:bookmarkEnd w:id="121"/>
+    <w:bookmarkStart w:id="123" w:name="ref-vittinghoff2e"/>
+    <w:p>
+      <w:pPr>
+        <w:pStyle w:val="Bibliography"/>
+      </w:pPr>
+      <w:r>
+        <w:t xml:space="preserve">Vittinghoff, Eric, David V Glidden, Stephen C Shiboski, and Charles E McCulloch. 2012.</w:t>
+      </w:r>
+      <w:r>
+        <w:t xml:space="preserve"> </w:t>
+      </w:r>
+      <w:r>
+        <w:rPr>
+          <w:i/>
+          <w:iCs/>
+        </w:rPr>
         <w:t xml:space="preserve">Regression Methods in Biostatistics: Linear, Logistic, Survival, and Repeated Measures Models</w:t>
       </w:r>
       <w:r>
@@ -23728,7 +24183,7 @@
       <w:r>
         <w:t xml:space="preserve"> </w:t>
       </w:r>
-      <w:hyperlink r:id="rId112">
+      <w:hyperlink r:id="rId122">
         <w:r>
           <w:rPr>
             <w:rStyle w:val="Hyperlink"/>
@@ -23740,8 +24195,8 @@
         <w:t xml:space="preserve">.</w:t>
       </w:r>
     </w:p>
-    <w:bookmarkEnd w:id="113"/>
-    <w:bookmarkStart w:id="115" w:name="ref-Vittinghoff2003"/>
+    <w:bookmarkEnd w:id="123"/>
+    <w:bookmarkStart w:id="125" w:name="ref-Vittinghoff2003"/>
     <w:p>
       <w:pPr>
         <w:pStyle w:val="Bibliography"/>
@@ -23783,7 +24238,7 @@
       <w:r>
         <w:t xml:space="preserve"> </w:t>
       </w:r>
-      <w:hyperlink r:id="rId114">
+      <w:hyperlink r:id="rId124">
         <w:r>
           <w:rPr>
             <w:rStyle w:val="Hyperlink"/>
@@ -23795,8 +24250,8 @@
         <w:t xml:space="preserve">.</w:t>
       </w:r>
     </w:p>
-    <w:bookmarkEnd w:id="115"/>
-    <w:bookmarkStart w:id="117" w:name="ref-Walter2001"/>
+    <w:bookmarkEnd w:id="125"/>
+    <w:bookmarkStart w:id="127" w:name="ref-Walter2001"/>
     <w:p>
       <w:pPr>
         <w:pStyle w:val="Bibliography"/>
@@ -23829,7 +24284,7 @@
       <w:r>
         <w:t xml:space="preserve"> </w:t>
       </w:r>
-      <w:hyperlink r:id="rId116">
+      <w:hyperlink r:id="rId126">
         <w:r>
           <w:rPr>
             <w:rStyle w:val="Hyperlink"/>
@@ -23841,9 +24296,9 @@
         <w:t xml:space="preserve">.</w:t>
       </w:r>
     </w:p>
-    <w:bookmarkEnd w:id="117"/>
-    <w:bookmarkEnd w:id="118"/>
-    <w:bookmarkEnd w:id="119"/>
+    <w:bookmarkEnd w:id="127"/>
+    <w:bookmarkEnd w:id="128"/>
+    <w:bookmarkEnd w:id="129"/>
     <w:sectPr>
       <w:footnotePr>
         <w:numRestart w:val="eachSect"/>

--- a/chapters/predictor-selection.docx
+++ b/chapters/predictor-selection.docx
@@ -19766,7 +19766,7 @@
               <w:t xml:space="preserve"> </w:t>
             </w:r>
             <w:r>
-              <w:t xml:space="preserve">but its two extra parameters cost more than that better fit gains.</w:t>
+              <w:t xml:space="preserve">but the penalty for its two extra parameters is larger than the gain from that better fit.</w:t>
             </w:r>
             <w:r>
               <w:t xml:space="preserve"> </w:t>

--- a/chapters/predictor-selection.docx
+++ b/chapters/predictor-selection.docx
@@ -4542,7 +4542,7 @@
               <w:rPr>
                 <w:rStyle w:val="AttributeTok"/>
               </w:rPr>
-              <w:t xml:space="preserve">Training_RMSE =</w:t>
+              <w:t xml:space="preserve">Training_sRMSE =</w:t>
             </w:r>
             <w:r>
               <w:rPr>
@@ -4725,7 +4725,7 @@
               <w:rPr>
                 <w:rStyle w:val="AttributeTok"/>
               </w:rPr>
-              <w:t xml:space="preserve">Validation_RMSE =</w:t>
+              <w:t xml:space="preserve">Validation_sRMSE =</w:t>
             </w:r>
             <w:r>
               <w:rPr>
@@ -4974,7 +4974,7 @@
               <w:rPr>
                 <w:rStyle w:val="NormalTok"/>
               </w:rPr>
-              <w:t xml:space="preserve">(Training_RMSE, Validation_RMSE), </w:t>
+              <w:t xml:space="preserve">(Training_sRMSE, Validation_sRMSE), </w:t>
             </w:r>
             <w:r>
               <w:rPr>
@@ -5037,7 +5037,7 @@
               <w:rPr>
                 <w:rStyle w:val="CommentTok"/>
               </w:rPr>
-              <w:t xml:space="preserve">#&gt;   Model                                Training_RMSE Validation_RMSE</w:t>
+              <w:t xml:space="preserve">#&gt;   Model                                Training_sRMSE Validation_sRMSE</w:t>
             </w:r>
             <w:r>
               <w:br/>
@@ -5046,7 +5046,7 @@
               <w:rPr>
                 <w:rStyle w:val="CommentTok"/>
               </w:rPr>
-              <w:t xml:space="preserve">#&gt;   &lt;chr&gt;                                        &lt;dbl&gt;           &lt;dbl&gt;</w:t>
+              <w:t xml:space="preserve">#&gt;   &lt;chr&gt;                                         &lt;dbl&gt;            &lt;dbl&gt;</w:t>
             </w:r>
             <w:r>
               <w:br/>
@@ -5055,7 +5055,7 @@
               <w:rPr>
                 <w:rStyle w:val="CommentTok"/>
               </w:rPr>
-              <w:t xml:space="preserve">#&gt; 1 Parsimonious model                            37.0            36.7</w:t>
+              <w:t xml:space="preserve">#&gt; 1 Parsimonious model                             37.0             36.7</w:t>
             </w:r>
             <w:r>
               <w:br/>
@@ -5064,7 +5064,7 @@
               <w:rPr>
                 <w:rStyle w:val="CommentTok"/>
               </w:rPr>
-              <w:t xml:space="preserve">#&gt; 2 Overfit model (+20 noise predictors)          36.9            37.0</w:t>
+              <w:t xml:space="preserve">#&gt; 2 Overfit model (+20 noise predictors)           36.9             37.0</w:t>
             </w:r>
           </w:p>
           <w:bookmarkEnd w:id="50"/>
@@ -5092,14 +5092,14 @@
           <w:rPr>
             <w:rStyle w:val="Hyperlink"/>
           </w:rPr>
-          <w:t xml:space="preserve">RMSE</w:t>
+          <w:t xml:space="preserve">sample root mean squared error (sRMSE)</w:t>
         </w:r>
       </w:hyperlink>
       <w:r>
         <w:t xml:space="preserve"> </w:t>
       </w:r>
       <w:r>
-        <w:t xml:space="preserve">but higher validation RMSE,</w:t>
+        <w:t xml:space="preserve">but higher validation sRMSE,</w:t>
       </w:r>
       <w:r>
         <w:t xml:space="preserve"> </w:t>
@@ -7822,7 +7822,7 @@
         <w:t xml:space="preserve"> </w:t>
       </w:r>
       <w:r>
-        <w:t xml:space="preserve">minimizes cross-validated MSE,</w:t>
+        <w:t xml:space="preserve">minimizes cross-validated sample mean squared error (sMSE),</w:t>
       </w:r>
       <w:r>
         <w:t xml:space="preserve"> </w:t>
@@ -8605,7 +8605,7 @@
         <w:rPr>
           <w:rStyle w:val="StringTok"/>
         </w:rPr>
-        <w:t xml:space="preserve">"Training RMSE:"</w:t>
+        <w:t xml:space="preserve">"Training sRMSE:"</w:t>
       </w:r>
       <w:r>
         <w:rPr>
@@ -8674,7 +8674,7 @@
         <w:rPr>
           <w:rStyle w:val="StringTok"/>
         </w:rPr>
-        <w:t xml:space="preserve">"Validation RMSE:"</w:t>
+        <w:t xml:space="preserve">"Validation sRMSE:"</w:t>
       </w:r>
       <w:r>
         <w:rPr>
@@ -8740,7 +8740,7 @@
         <w:rPr>
           <w:rStyle w:val="CommentTok"/>
         </w:rPr>
-        <w:t xml:space="preserve">#&gt; Training RMSE: 36.78 </w:t>
+        <w:t xml:space="preserve">#&gt; Training sRMSE: 36.78 </w:t>
       </w:r>
       <w:r>
         <w:br/>
@@ -8749,7 +8749,7 @@
         <w:rPr>
           <w:rStyle w:val="CommentTok"/>
         </w:rPr>
-        <w:t xml:space="preserve">#&gt;  Validation RMSE: 36.85</w:t>
+        <w:t xml:space="preserve">#&gt;  Validation sRMSE: 36.85</w:t>
       </w:r>
     </w:p>
     <w:p>
@@ -8757,7 +8757,7 @@
         <w:pStyle w:val="FirstParagraph"/>
       </w:pPr>
       <w:r>
-        <w:t xml:space="preserve">If the validation RMSE is much larger than the training RMSE,</w:t>
+        <w:t xml:space="preserve">If the validation sRMSE is much larger than the training sRMSE,</w:t>
       </w:r>
       <w:r>
         <w:t xml:space="preserve"> </w:t>

--- a/chapters/predictor-selection.docx
+++ b/chapters/predictor-selection.docx
@@ -24646,16 +24646,21 @@
               <w:t xml:space="preserve"> </w:t>
             </w:r>
             <m:oMath>
-              <m:acc>
-                <m:accPr>
-                  <m:chr m:val="̃"/>
-                </m:accPr>
+              <m:limLow>
                 <m:e>
                   <m:r>
                     <m:t>β</m:t>
                   </m:r>
                 </m:e>
-              </m:acc>
+                <m:lim>
+                  <m:r>
+                    <m:rPr>
+                      <m:sty m:val="p"/>
+                    </m:rPr>
+                    <m:t>∼</m:t>
+                  </m:r>
+                </m:lim>
+              </m:limLow>
               <m:r>
                 <m:rPr>
                   <m:sty m:val="p"/>
@@ -24793,16 +24798,21 @@
                         <m:chr m:val="̂"/>
                       </m:accPr>
                       <m:e>
-                        <m:acc>
-                          <m:accPr>
-                            <m:chr m:val="̃"/>
-                          </m:accPr>
+                        <m:limLow>
                           <m:e>
                             <m:r>
                               <m:t>β</m:t>
                             </m:r>
                           </m:e>
-                        </m:acc>
+                          <m:lim>
+                            <m:r>
+                              <m:rPr>
+                                <m:sty m:val="p"/>
+                              </m:rPr>
+                              <m:t>∼</m:t>
+                            </m:r>
+                          </m:lim>
+                        </m:limLow>
                       </m:e>
                     </m:acc>
                   </m:e>
@@ -24847,16 +24857,21 @@
                     </m:r>
                   </m:e>
                   <m:lim>
-                    <m:acc>
-                      <m:accPr>
-                        <m:chr m:val="̃"/>
-                      </m:accPr>
+                    <m:limLow>
                       <m:e>
                         <m:r>
                           <m:t>β</m:t>
                         </m:r>
                       </m:e>
-                    </m:acc>
+                      <m:lim>
+                        <m:r>
+                          <m:rPr>
+                            <m:sty m:val="p"/>
+                          </m:rPr>
+                          <m:t>∼</m:t>
+                        </m:r>
+                      </m:lim>
+                    </m:limLow>
                   </m:lim>
                 </m:limLow>
                 <m:r>
@@ -24879,16 +24894,21 @@
                       </m:rPr>
                       <m:t>(</m:t>
                     </m:r>
-                    <m:acc>
-                      <m:accPr>
-                        <m:chr m:val="̃"/>
-                      </m:accPr>
+                    <m:limLow>
                       <m:e>
                         <m:r>
                           <m:t>β</m:t>
                         </m:r>
                       </m:e>
-                    </m:acc>
+                      <m:lim>
+                        <m:r>
+                          <m:rPr>
+                            <m:sty m:val="p"/>
+                          </m:rPr>
+                          <m:t>∼</m:t>
+                        </m:r>
+                      </m:lim>
+                    </m:limLow>
                     <m:r>
                       <m:rPr>
                         <m:sty m:val="p"/>
@@ -25112,16 +25132,21 @@
                 <m:chr m:val="̂"/>
               </m:accPr>
               <m:e>
-                <m:acc>
-                  <m:accPr>
-                    <m:chr m:val="̃"/>
-                  </m:accPr>
+                <m:limLow>
                   <m:e>
                     <m:r>
                       <m:t>β</m:t>
                     </m:r>
                   </m:e>
-                </m:acc>
+                  <m:lim>
+                    <m:r>
+                      <m:rPr>
+                        <m:sty m:val="p"/>
+                      </m:rPr>
+                      <m:t>∼</m:t>
+                    </m:r>
+                  </m:lim>
+                </m:limLow>
               </m:e>
             </m:acc>
           </m:e>

--- a/chapters/predictor-selection.docx
+++ b/chapters/predictor-selection.docx
@@ -1334,7 +1334,7 @@
         </w:numPr>
       </w:pPr>
       <w:r>
-        <w:t xml:space="preserve">(Vittinghoff et al. 2012, chap. 10)</w:t>
+        <w:t xml:space="preserve">[1, Ch. 10]</w:t>
       </w:r>
     </w:p>
     <w:p>
@@ -1346,7 +1346,7 @@
         </w:numPr>
       </w:pPr>
       <w:r>
-        <w:t xml:space="preserve">(Heinze et al. 2018)</w:t>
+        <w:t xml:space="preserve">[2]</w:t>
       </w:r>
     </w:p>
     <w:bookmarkEnd w:id="10"/>
@@ -1601,7 +1601,7 @@
         <w:pStyle w:val="FirstParagraph"/>
       </w:pPr>
       <w:r>
-        <w:t xml:space="preserve">Vittinghoff et al. (2012, chap. 10)</w:t>
+        <w:t xml:space="preserve">Vittinghoff et al. [1, Ch. 10]</w:t>
       </w:r>
       <w:r>
         <w:t xml:space="preserve"> </w:t>
@@ -2082,7 +2082,7 @@
         <w:t xml:space="preserve"> </w:t>
       </w:r>
       <w:r>
-        <w:t xml:space="preserve">Vittinghoff et al. (2012, chap. 10)</w:t>
+        <w:t xml:space="preserve">Vittinghoff et al. [1, Ch. 10]</w:t>
       </w:r>
       <w:r>
         <w:t xml:space="preserve"> </w:t>
@@ -2212,7 +2212,7 @@
               <w:t xml:space="preserve"> </w:t>
             </w:r>
             <w:r>
-              <w:t xml:space="preserve">Walter et al. (2001)</w:t>
+              <w:t xml:space="preserve">Walter et al. [3]</w:t>
             </w:r>
             <w:r>
               <w:t xml:space="preserve"> </w:t>
@@ -2468,7 +2468,7 @@
               <w:t xml:space="preserve"> </w:t>
             </w:r>
             <w:r>
-              <w:t xml:space="preserve">Grodstein et al. (2001)</w:t>
+              <w:t xml:space="preserve">Grodstein et al. [4]</w:t>
             </w:r>
             <w:r>
               <w:t xml:space="preserve"> </w:t>
@@ -2668,7 +2668,7 @@
               <w:t xml:space="preserve"> </w:t>
             </w:r>
             <w:r>
-              <w:t xml:space="preserve">Orwoll et al. (1996)</w:t>
+              <w:t xml:space="preserve">Orwoll et al. [5]</w:t>
             </w:r>
             <w:r>
               <w:t xml:space="preserve"> </w:t>
@@ -3098,7 +3098,7 @@
               <w:t xml:space="preserve"> </w:t>
             </w:r>
             <w:r>
-              <w:t xml:space="preserve">(Rocke 2021)</w:t>
+              <w:t xml:space="preserve">[6]</w:t>
             </w:r>
             <w:r>
               <w:t xml:space="preserve">.</w:t>
@@ -9199,7 +9199,7 @@
         <w:t xml:space="preserve"> </w:t>
       </w:r>
       <w:r>
-        <w:t xml:space="preserve">(Kleinbaum and Klein 2010, chap. 8, pp. 194–212; Vittinghoff et al. 2012, chap. 10, pp. 257–275; Mickey and Greenland 1989, 125; Greenland 1989, 340)</w:t>
+        <w:t xml:space="preserve">[7, Ch. 8], pp. 194–212, [1, Ch. 10], pp. 257–275, [8, p. 125], [9, p. 340]</w:t>
       </w:r>
       <w:r>
         <w:t xml:space="preserve">:</w:t>
@@ -9675,7 +9675,7 @@
               <w:t xml:space="preserve"> </w:t>
             </w:r>
             <w:r>
-              <w:t xml:space="preserve">Vittinghoff et al. (2012)</w:t>
+              <w:t xml:space="preserve">Vittinghoff et al. [1]</w:t>
             </w:r>
             <w:r>
               <w:t xml:space="preserve"> </w:t>
@@ -9842,7 +9842,7 @@
         <w:t xml:space="preserve"> </w:t>
       </w:r>
       <w:r>
-        <w:t xml:space="preserve">Kleinbaum and Klein (2010, chap. 8)</w:t>
+        <w:t xml:space="preserve">Kleinbaum and Klein [7, Ch. 8]</w:t>
       </w:r>
       <w:r>
         <w:t xml:space="preserve">,</w:t>
@@ -15120,7 +15120,7 @@
         <w:t xml:space="preserve"> </w:t>
       </w:r>
       <w:r>
-        <w:t xml:space="preserve">Vittinghoff et al. (2012, chap. 10, pp. 257–275)</w:t>
+        <w:t xml:space="preserve">Vittinghoff et al. [1, Ch. 10], pp. 257–275</w:t>
       </w:r>
       <w:r>
         <w:t xml:space="preserve">,</w:t>
@@ -15129,7 +15129,7 @@
         <w:t xml:space="preserve"> </w:t>
       </w:r>
       <w:r>
-        <w:t xml:space="preserve">Kleinbaum and Klein (2010, chaps. 6–8)</w:t>
+        <w:t xml:space="preserve">Kleinbaum and Klein [7, Ch. 6–8]</w:t>
       </w:r>
       <w:r>
         <w:t xml:space="preserve">,</w:t>
@@ -15144,16 +15144,13 @@
         <w:t xml:space="preserve"> </w:t>
       </w:r>
       <w:r>
-        <w:t xml:space="preserve">Rothman et al. (2021, chap. 21, section</w:t>
+        <w:t xml:space="preserve">Rothman et al. [10, Ch. 21], section</w:t>
       </w:r>
       <w:r>
         <w:t xml:space="preserve"> </w:t>
       </w:r>
       <w:r>
         <w:t xml:space="preserve">“Model Selection”</w:t>
-      </w:r>
-      <w:r>
-        <w:t xml:space="preserve">)</w:t>
       </w:r>
       <w:r>
         <w:t xml:space="preserve">.</w:t>
@@ -16696,7 +16693,7 @@
         <w:t xml:space="preserve"> </w:t>
       </w:r>
       <w:r>
-        <w:t xml:space="preserve">(Allen and Cady 1982)</w:t>
+        <w:t xml:space="preserve">[11]</w:t>
       </w:r>
       <w:r>
         <w:t xml:space="preserve"> </w:t>
@@ -17124,7 +17121,7 @@
         <w:pStyle w:val="FirstParagraph"/>
       </w:pPr>
       <w:r>
-        <w:t xml:space="preserve">Vittinghoff et al. (2003)</w:t>
+        <w:t xml:space="preserve">Vittinghoff et al. [12]</w:t>
       </w:r>
       <w:r>
         <w:t xml:space="preserve"> </w:t>
@@ -17500,7 +17497,7 @@
               <w:t xml:space="preserve"> </w:t>
             </w:r>
             <w:r>
-              <w:t xml:space="preserve">(Rocke 2021)</w:t>
+              <w:t xml:space="preserve">[6]</w:t>
             </w:r>
             <w:r>
               <w:t xml:space="preserve">.</w:t>
@@ -17845,7 +17842,7 @@
               <w:t xml:space="preserve"> </w:t>
             </w:r>
             <w:r>
-              <w:t xml:space="preserve">Heinze et al. (2018)</w:t>
+              <w:t xml:space="preserve">Heinze et al. [2]</w:t>
             </w:r>
             <w:r>
               <w:t xml:space="preserve"> </w:t>
@@ -24645,95 +24642,9 @@
             <w:r>
               <w:t xml:space="preserve"> </w:t>
             </w:r>
-            <m:oMath>
-              <m:limLow>
-                <m:e>
-                  <m:r>
-                    <m:t>β</m:t>
-                  </m:r>
-                </m:e>
-                <m:lim>
-                  <m:r>
-                    <m:rPr>
-                      <m:sty m:val="p"/>
-                    </m:rPr>
-                    <m:t>∼</m:t>
-                  </m:r>
-                </m:lim>
-              </m:limLow>
-              <m:r>
-                <m:rPr>
-                  <m:sty m:val="p"/>
-                </m:rPr>
-                <m:t>=</m:t>
-              </m:r>
-              <m:sSup>
-                <m:e>
-                  <m:r>
-                    <m:rPr>
-                      <m:sty m:val="p"/>
-                    </m:rPr>
-                    <m:t>(</m:t>
-                  </m:r>
-                  <m:sSub>
-                    <m:e>
-                      <m:r>
-                        <m:t>β</m:t>
-                      </m:r>
-                    </m:e>
-                    <m:sub>
-                      <m:r>
-                        <m:t>1</m:t>
-                      </m:r>
-                    </m:sub>
-                  </m:sSub>
-                  <m:r>
-                    <m:rPr>
-                      <m:sty m:val="p"/>
-                    </m:rPr>
-                    <m:t>,</m:t>
-                  </m:r>
-                  <m:r>
-                    <m:rPr>
-                      <m:sty m:val="p"/>
-                    </m:rPr>
-                    <m:t>…</m:t>
-                  </m:r>
-                  <m:r>
-                    <m:rPr>
-                      <m:sty m:val="p"/>
-                    </m:rPr>
-                    <m:t>,</m:t>
-                  </m:r>
-                  <m:sSub>
-                    <m:e>
-                      <m:r>
-                        <m:t>β</m:t>
-                      </m:r>
-                    </m:e>
-                    <m:sub>
-                      <m:r>
-                        <m:t>p</m:t>
-                      </m:r>
-                    </m:sub>
-                  </m:sSub>
-                  <m:r>
-                    <m:rPr>
-                      <m:sty m:val="p"/>
-                    </m:rPr>
-                    <m:t>)</m:t>
-                  </m:r>
-                </m:e>
-                <m:sup>
-                  <m:r>
-                    <m:rPr>
-                      <m:sty m:val="p"/>
-                    </m:rPr>
-                    <m:t>⊤</m:t>
-                  </m:r>
-                </m:sup>
-              </m:sSup>
-            </m:oMath>
+            <w:r>
+              <w:t xml:space="preserve">$\mathord{\smash[b]{\underset{\raise.3ex\hbox{$\scriptstyle\sim$}}{\beta}}\vphantom{\beta}}= {(\beta_1, \dots, \beta_p)}^{\top}$</w:t>
+            </w:r>
             <w:r>
               <w:t xml:space="preserve"> </w:t>
             </w:r>
@@ -24786,226 +24697,13 @@
               <w:pStyle w:val="BodyText"/>
             </w:pPr>
             <w:bookmarkStart w:id="119" w:name="eq-lasso"/>
-            <m:oMathPara>
-              <m:oMathParaPr>
-                <m:jc m:val="center"/>
-              </m:oMathParaPr>
-              <m:oMath>
-                <m:sSub>
-                  <m:e>
-                    <m:acc>
-                      <m:accPr>
-                        <m:chr m:val="̂"/>
-                      </m:accPr>
-                      <m:e>
-                        <m:limLow>
-                          <m:e>
-                            <m:r>
-                              <m:t>β</m:t>
-                            </m:r>
-                          </m:e>
-                          <m:lim>
-                            <m:r>
-                              <m:rPr>
-                                <m:sty m:val="p"/>
-                              </m:rPr>
-                              <m:t>∼</m:t>
-                            </m:r>
-                          </m:lim>
-                        </m:limLow>
-                      </m:e>
-                    </m:acc>
-                  </m:e>
-                  <m:sub>
-                    <m:r>
-                      <m:t>λ</m:t>
-                    </m:r>
-                  </m:sub>
-                </m:sSub>
-                <m:limUpp>
-                  <m:e>
-                    <m:r>
-                      <m:rPr>
-                        <m:sty m:val="p"/>
-                      </m:rPr>
-                      <m:t>=</m:t>
-                    </m:r>
-                  </m:e>
-                  <m:lim>
-                    <m:r>
-                      <m:rPr>
-                        <m:nor/>
-                        <m:sty m:val="p"/>
-                      </m:rPr>
-                      <m:t>def</m:t>
-                    </m:r>
-                  </m:lim>
-                </m:limUpp>
-                <m:r>
-                  <m:rPr>
-                    <m:sty m:val="p"/>
-                  </m:rPr>
-                  <m:t>arg</m:t>
-                </m:r>
-                <m:limLow>
-                  <m:e>
-                    <m:r>
-                      <m:rPr>
-                        <m:sty m:val="p"/>
-                      </m:rPr>
-                      <m:t>max</m:t>
-                    </m:r>
-                  </m:e>
-                  <m:lim>
-                    <m:limLow>
-                      <m:e>
-                        <m:r>
-                          <m:t>β</m:t>
-                        </m:r>
-                      </m:e>
-                      <m:lim>
-                        <m:r>
-                          <m:rPr>
-                            <m:sty m:val="p"/>
-                          </m:rPr>
-                          <m:t>∼</m:t>
-                        </m:r>
-                      </m:lim>
-                    </m:limLow>
-                  </m:lim>
-                </m:limLow>
-                <m:r>
-                  <m:t>​</m:t>
-                </m:r>
-                <m:d>
-                  <m:dPr>
-                    <m:begChr m:val="{"/>
-                    <m:sepChr m:val=""/>
-                    <m:endChr m:val="}"/>
-                    <m:grow/>
-                  </m:dPr>
-                  <m:e>
-                    <m:r>
-                      <m:t>ℓ</m:t>
-                    </m:r>
-                    <m:r>
-                      <m:rPr>
-                        <m:sty m:val="p"/>
-                      </m:rPr>
-                      <m:t>(</m:t>
-                    </m:r>
-                    <m:limLow>
-                      <m:e>
-                        <m:r>
-                          <m:t>β</m:t>
-                        </m:r>
-                      </m:e>
-                      <m:lim>
-                        <m:r>
-                          <m:rPr>
-                            <m:sty m:val="p"/>
-                          </m:rPr>
-                          <m:t>∼</m:t>
-                        </m:r>
-                      </m:lim>
-                    </m:limLow>
-                    <m:r>
-                      <m:rPr>
-                        <m:sty m:val="p"/>
-                      </m:rPr>
-                      <m:t>)</m:t>
-                    </m:r>
-                    <m:r>
-                      <m:rPr>
-                        <m:sty m:val="p"/>
-                      </m:rPr>
-                      <m:t>−</m:t>
-                    </m:r>
-                    <m:r>
-                      <m:t>λ</m:t>
-                    </m:r>
-                    <m:nary>
-                      <m:naryPr>
-                        <m:chr m:val="∑"/>
-                        <m:limLoc m:val="undOvr"/>
-                        <m:subHide m:val="off"/>
-                        <m:supHide m:val="off"/>
-                      </m:naryPr>
-                      <m:sub>
-                        <m:r>
-                          <m:t>j</m:t>
-                        </m:r>
-                        <m:r>
-                          <m:rPr>
-                            <m:sty m:val="p"/>
-                          </m:rPr>
-                          <m:t>=</m:t>
-                        </m:r>
-                        <m:r>
-                          <m:t>1</m:t>
-                        </m:r>
-                      </m:sub>
-                      <m:sup>
-                        <m:r>
-                          <m:t>p</m:t>
-                        </m:r>
-                      </m:sup>
-                      <m:e>
-                        <m:r>
-                          <m:t>​</m:t>
-                        </m:r>
-                      </m:e>
-                    </m:nary>
-                    <m:d>
-                      <m:dPr>
-                        <m:begChr m:val="|"/>
-                        <m:sepChr m:val=""/>
-                        <m:endChr m:val="|"/>
-                        <m:grow/>
-                      </m:dPr>
-                      <m:e>
-                        <m:sSub>
-                          <m:e>
-                            <m:r>
-                              <m:t>β</m:t>
-                            </m:r>
-                          </m:e>
-                          <m:sub>
-                            <m:r>
-                              <m:t>j</m:t>
-                            </m:r>
-                          </m:sub>
-                        </m:sSub>
-                      </m:e>
-                    </m:d>
-                    <m:r>
-                      <m:t>​</m:t>
-                    </m:r>
-                  </m:e>
-                </m:d>
-                <m:r>
-                  <m:t>​</m:t>
-                </m:r>
-                <m:r>
-                  <m:t>  </m:t>
-                </m:r>
-                <m:r>
-                  <m:rPr>
-                    <m:sty m:val="p"/>
-                  </m:rPr>
-                  <m:t>(</m:t>
-                </m:r>
-                <m:r>
-                  <m:t>1</m:t>
-                </m:r>
-                <m:r>
-                  <m:rPr>
-                    <m:sty m:val="p"/>
-                  </m:rPr>
-                  <m:t>)</m:t>
-                </m:r>
-              </m:oMath>
-            </m:oMathPara>
+            <w:r>
+              <w:t xml:space="preserve">$$
+    \hat{\mathord{\smash[b]{\underset{\raise.3ex\hbox{$\scriptstyle\sim$}}{\beta}}\vphantom{\beta}}}_\lambda \stackrel{\text{def}}{=}\arg\max_{\mathord{\smash[b]{\underset{\raise.3ex\hbox{$\scriptstyle\sim$}}{\beta}}\vphantom{\beta}}} \mathopen{}\left\{
+    \ell(\mathord{\smash[b]{\underset{\raise.3ex\hbox{$\scriptstyle\sim$}}{\beta}}\vphantom{\beta}}) - \lambda \sum_{j=1}^p \mathopen{}\left|\beta_j\right|\mathclose{}
+    \right\}\mathclose{}
+     \qquad(1)$$</w:t>
+            </w:r>
             <w:bookmarkEnd w:id="119"/>
           </w:p>
           <w:p>
@@ -25124,39 +24822,9 @@
       <w:r>
         <w:t xml:space="preserve"> </w:t>
       </w:r>
-      <m:oMath>
-        <m:sSub>
-          <m:e>
-            <m:acc>
-              <m:accPr>
-                <m:chr m:val="̂"/>
-              </m:accPr>
-              <m:e>
-                <m:limLow>
-                  <m:e>
-                    <m:r>
-                      <m:t>β</m:t>
-                    </m:r>
-                  </m:e>
-                  <m:lim>
-                    <m:r>
-                      <m:rPr>
-                        <m:sty m:val="p"/>
-                      </m:rPr>
-                      <m:t>∼</m:t>
-                    </m:r>
-                  </m:lim>
-                </m:limLow>
-              </m:e>
-            </m:acc>
-          </m:e>
-          <m:sub>
-            <m:r>
-              <m:t>0</m:t>
-            </m:r>
-          </m:sub>
-        </m:sSub>
-      </m:oMath>
+      <w:r>
+        <w:t xml:space="preserve">$\hat{\mathord{\smash[b]{\underset{\raise.3ex\hbox{$\scriptstyle\sim$}}{\beta}}\vphantom{\beta}}}_0$</w:t>
+      </w:r>
       <w:r>
         <w:t xml:space="preserve"> </w:t>
       </w:r>
@@ -34173,13 +33841,22 @@
       </w:r>
     </w:p>
     <w:bookmarkStart w:id="177" w:name="refs"/>
-    <w:bookmarkStart w:id="156" w:name="ref-AllenCady1982"/>
+    <w:bookmarkStart w:id="157" w:name="ref-vittinghoff2e"/>
     <w:p>
       <w:pPr>
         <w:pStyle w:val="Bibliography"/>
       </w:pPr>
       <w:r>
-        <w:t xml:space="preserve">Allen, David M., and Frederick B. Cady. 1982.</w:t>
+        <w:t xml:space="preserve">[1]</w:t>
+      </w:r>
+      <w:r>
+        <w:t xml:space="preserve"> </w:t>
+      </w:r>
+      <w:r>
+        <w:t xml:space="preserve">	</w:t>
+      </w:r>
+      <w:r>
+        <w:t xml:space="preserve">E. Vittinghoff, D. V. Glidden, S. C. Shiboski, and C. E. McCulloch,</w:t>
       </w:r>
       <w:r>
         <w:t xml:space="preserve"> </w:t>
@@ -34189,26 +33866,58 @@
           <w:i/>
           <w:iCs/>
         </w:rPr>
-        <w:t xml:space="preserve">Analyzing Experimental Data by Regression</w:t>
-      </w:r>
-      <w:r>
-        <w:t xml:space="preserve">. Lifetime Learning Publications.</w:t>
-      </w:r>
+        <w:t xml:space="preserve">Regression methods in biostatistics: Linear, logistic, survival, and repeated measures models</w:t>
+      </w:r>
+      <w:r>
+        <w:t xml:space="preserve">, 2nd ed. Springer, 2012. Available:</w:t>
+      </w:r>
+      <w:r>
+        <w:t xml:space="preserve"> </w:t>
+      </w:r>
+      <w:hyperlink r:id="rId156">
+        <w:r>
+          <w:rPr>
+            <w:rStyle w:val="Hyperlink"/>
+          </w:rPr>
+          <w:t xml:space="preserve">https://doi.org/10.1007/978-1-4614-1353-0</w:t>
+        </w:r>
+      </w:hyperlink>
     </w:p>
-    <w:bookmarkEnd w:id="156"/>
-    <w:bookmarkStart w:id="158" w:name="ref-Greenland1989Modeling"/>
+    <w:bookmarkEnd w:id="157"/>
+    <w:bookmarkStart w:id="159" w:name="ref-heinze2018variable"/>
     <w:p>
       <w:pPr>
         <w:pStyle w:val="Bibliography"/>
       </w:pPr>
       <w:r>
-        <w:t xml:space="preserve">Greenland, Sander. 1989.</w:t>
-      </w:r>
-      <w:r>
-        <w:t xml:space="preserve"> </w:t>
-      </w:r>
-      <w:r>
-        <w:t xml:space="preserve">“Modeling and Variable Selection in Epidemiologic Analysis.”</w:t>
+        <w:t xml:space="preserve">[2]</w:t>
+      </w:r>
+      <w:r>
+        <w:t xml:space="preserve"> </w:t>
+      </w:r>
+      <w:r>
+        <w:t xml:space="preserve">	</w:t>
+      </w:r>
+      <w:r>
+        <w:t xml:space="preserve">G. Heinze, C. Wallisch, and D. Dunkler,</w:t>
+      </w:r>
+      <w:r>
+        <w:t xml:space="preserve"> </w:t>
+      </w:r>
+      <w:r>
+        <w:t xml:space="preserve">“Variable selection –</w:t>
+      </w:r>
+      <w:r>
+        <w:t xml:space="preserve"> </w:t>
+      </w:r>
+      <w:r>
+        <w:t xml:space="preserve">A</w:t>
+      </w:r>
+      <w:r>
+        <w:t xml:space="preserve"> </w:t>
+      </w:r>
+      <w:r>
+        <w:t xml:space="preserve">review and recommendations for the practicing statistician,”</w:t>
       </w:r>
       <w:r>
         <w:t xml:space="preserve"> </w:t>
@@ -34218,52 +33927,43 @@
           <w:i/>
           <w:iCs/>
         </w:rPr>
-        <w:t xml:space="preserve">American Journal of Public Health</w:t>
-      </w:r>
-      <w:r>
-        <w:t xml:space="preserve"> </w:t>
-      </w:r>
-      <w:r>
-        <w:t xml:space="preserve">79 (3): 340–49.</w:t>
-      </w:r>
-      <w:r>
-        <w:t xml:space="preserve"> </w:t>
-      </w:r>
-      <w:hyperlink r:id="rId157">
+        <w:t xml:space="preserve">Biometrical Journal</w:t>
+      </w:r>
+      <w:r>
+        <w:t xml:space="preserve">, vol. 60, no. 3, pp. 431–449, 2018, doi:</w:t>
+      </w:r>
+      <w:r>
+        <w:t xml:space="preserve"> </w:t>
+      </w:r>
+      <w:hyperlink r:id="rId158">
         <w:r>
           <w:rPr>
             <w:rStyle w:val="Hyperlink"/>
           </w:rPr>
-          <w:t xml:space="preserve">https://doi.org/10.2105/AJPH.79.3.340</w:t>
+          <w:t xml:space="preserve">10.1002/bimj.201700067</w:t>
         </w:r>
       </w:hyperlink>
       <w:r>
         <w:t xml:space="preserve">.</w:t>
       </w:r>
     </w:p>
-    <w:bookmarkEnd w:id="158"/>
-    <w:bookmarkStart w:id="160" w:name="ref-Grodstein2001"/>
+    <w:bookmarkEnd w:id="159"/>
+    <w:bookmarkStart w:id="161" w:name="ref-Walter2001"/>
     <w:p>
       <w:pPr>
         <w:pStyle w:val="Bibliography"/>
       </w:pPr>
       <w:r>
-        <w:t xml:space="preserve">Grodstein, Francine, JoAnn E. Manson, Meir J. Stampfer, et al. 2001.</w:t>
-      </w:r>
-      <w:r>
-        <w:t xml:space="preserve"> </w:t>
-      </w:r>
-      <w:r>
-        <w:t xml:space="preserve">“Postmenopausal Hormone Use and Secondary Prevention of Coronary Events in the</w:t>
-      </w:r>
-      <w:r>
-        <w:t xml:space="preserve"> </w:t>
-      </w:r>
-      <w:r>
-        <w:t xml:space="preserve">Nurses’ Health Study</w:t>
-      </w:r>
-      <w:r>
-        <w:t xml:space="preserve">: A Prospective, Observational Study.”</w:t>
+        <w:t xml:space="preserve">[3]</w:t>
+      </w:r>
+      <w:r>
+        <w:t xml:space="preserve"> </w:t>
+      </w:r>
+      <w:r>
+        <w:t xml:space="preserve">	</w:t>
+      </w:r>
+      <w:r>
+        <w:t xml:space="preserve">L. C. Walter</w:t>
       </w:r>
       <w:r>
         <w:t xml:space="preserve"> </w:t>
@@ -34273,55 +33973,62 @@
           <w:i/>
           <w:iCs/>
         </w:rPr>
-        <w:t xml:space="preserve">Annals of Internal Medicine</w:t>
-      </w:r>
-      <w:r>
-        <w:t xml:space="preserve"> </w:t>
-      </w:r>
-      <w:r>
-        <w:t xml:space="preserve">135 (1): 1–8.</w:t>
-      </w:r>
-      <w:r>
-        <w:t xml:space="preserve"> </w:t>
-      </w:r>
-      <w:hyperlink r:id="rId159">
+        <w:t xml:space="preserve">et al.</w:t>
+      </w:r>
+      <w:r>
+        <w:t xml:space="preserve">,</w:t>
+      </w:r>
+      <w:r>
+        <w:t xml:space="preserve"> </w:t>
+      </w:r>
+      <w:r>
+        <w:t xml:space="preserve">“Development and validation of a prognostic index for 1-year mortality in older adults after hospitalization,”</w:t>
+      </w:r>
+      <w:r>
+        <w:t xml:space="preserve"> </w:t>
+      </w:r>
+      <w:r>
+        <w:rPr>
+          <w:i/>
+          <w:iCs/>
+        </w:rPr>
+        <w:t xml:space="preserve">JAMA</w:t>
+      </w:r>
+      <w:r>
+        <w:t xml:space="preserve">, vol. 285, no. 23, pp. 2987–2994, 2001, doi:</w:t>
+      </w:r>
+      <w:r>
+        <w:t xml:space="preserve"> </w:t>
+      </w:r>
+      <w:hyperlink r:id="rId160">
         <w:r>
           <w:rPr>
             <w:rStyle w:val="Hyperlink"/>
           </w:rPr>
-          <w:t xml:space="preserve">https://doi.org/10.7326/0003-4819-135-1-200107030-00007</w:t>
+          <w:t xml:space="preserve">10.1001/jama.285.23.2987</w:t>
         </w:r>
       </w:hyperlink>
       <w:r>
         <w:t xml:space="preserve">.</w:t>
       </w:r>
     </w:p>
-    <w:bookmarkEnd w:id="160"/>
-    <w:bookmarkStart w:id="162" w:name="ref-heinze2018variable"/>
+    <w:bookmarkEnd w:id="161"/>
+    <w:bookmarkStart w:id="163" w:name="ref-Grodstein2001"/>
     <w:p>
       <w:pPr>
         <w:pStyle w:val="Bibliography"/>
       </w:pPr>
       <w:r>
-        <w:t xml:space="preserve">Heinze, Georg, Christine Wallisch, and Daniela Dunkler. 2018.</w:t>
-      </w:r>
-      <w:r>
-        <w:t xml:space="preserve"> </w:t>
-      </w:r>
-      <w:r>
-        <w:t xml:space="preserve">“Variable Selection –</w:t>
-      </w:r>
-      <w:r>
-        <w:t xml:space="preserve"> </w:t>
-      </w:r>
-      <w:r>
-        <w:t xml:space="preserve">A</w:t>
-      </w:r>
-      <w:r>
-        <w:t xml:space="preserve"> </w:t>
-      </w:r>
-      <w:r>
-        <w:t xml:space="preserve">Review and Recommendations for the Practicing Statistician.”</w:t>
+        <w:t xml:space="preserve">[4]</w:t>
+      </w:r>
+      <w:r>
+        <w:t xml:space="preserve"> </w:t>
+      </w:r>
+      <w:r>
+        <w:t xml:space="preserve">	</w:t>
+      </w:r>
+      <w:r>
+        <w:t xml:space="preserve">F. Grodstein</w:t>
       </w:r>
       <w:r>
         <w:t xml:space="preserve"> </w:t>
@@ -34331,37 +34038,77 @@
           <w:i/>
           <w:iCs/>
         </w:rPr>
-        <w:t xml:space="preserve">Biometrical Journal</w:t>
-      </w:r>
-      <w:r>
-        <w:t xml:space="preserve"> </w:t>
-      </w:r>
-      <w:r>
-        <w:t xml:space="preserve">60 (3): 431–49.</w:t>
-      </w:r>
-      <w:r>
-        <w:t xml:space="preserve"> </w:t>
-      </w:r>
-      <w:hyperlink r:id="rId161">
+        <w:t xml:space="preserve">et al.</w:t>
+      </w:r>
+      <w:r>
+        <w:t xml:space="preserve">,</w:t>
+      </w:r>
+      <w:r>
+        <w:t xml:space="preserve"> </w:t>
+      </w:r>
+      <w:r>
+        <w:t xml:space="preserve">“Postmenopausal hormone use and secondary prevention of coronary events in the</w:t>
+      </w:r>
+      <w:r>
+        <w:t xml:space="preserve"> </w:t>
+      </w:r>
+      <w:r>
+        <w:t xml:space="preserve">Nurses’ Health Study</w:t>
+      </w:r>
+      <w:r>
+        <w:t xml:space="preserve">: A prospective, observational study,”</w:t>
+      </w:r>
+      <w:r>
+        <w:t xml:space="preserve"> </w:t>
+      </w:r>
+      <w:r>
+        <w:rPr>
+          <w:i/>
+          <w:iCs/>
+        </w:rPr>
+        <w:t xml:space="preserve">Annals of Internal Medicine</w:t>
+      </w:r>
+      <w:r>
+        <w:t xml:space="preserve">, vol. 135, no. 1, pp. 1–8, 2001, doi:</w:t>
+      </w:r>
+      <w:r>
+        <w:t xml:space="preserve"> </w:t>
+      </w:r>
+      <w:hyperlink r:id="rId162">
         <w:r>
           <w:rPr>
             <w:rStyle w:val="Hyperlink"/>
           </w:rPr>
-          <w:t xml:space="preserve">https://doi.org/10.1002/bimj.201700067</w:t>
+          <w:t xml:space="preserve">10.7326/0003-4819-135-1-200107030-00007</w:t>
         </w:r>
       </w:hyperlink>
       <w:r>
         <w:t xml:space="preserve">.</w:t>
       </w:r>
     </w:p>
-    <w:bookmarkEnd w:id="162"/>
-    <w:bookmarkStart w:id="164" w:name="ref-kleinbaum2010logistic"/>
+    <w:bookmarkEnd w:id="163"/>
+    <w:bookmarkStart w:id="164" w:name="ref-Orwoll1996"/>
     <w:p>
       <w:pPr>
         <w:pStyle w:val="Bibliography"/>
       </w:pPr>
       <w:r>
-        <w:t xml:space="preserve">Kleinbaum, David G, and Mitchel Klein. 2010.</w:t>
+        <w:t xml:space="preserve">[5]</w:t>
+      </w:r>
+      <w:r>
+        <w:t xml:space="preserve"> </w:t>
+      </w:r>
+      <w:r>
+        <w:t xml:space="preserve">	</w:t>
+      </w:r>
+      <w:r>
+        <w:t xml:space="preserve">E. S. Orwoll, D. C. Bauer, T. M. Vogt, K. M. Fox, and S. of Osteoporotic Fractures Research Group,</w:t>
+      </w:r>
+      <w:r>
+        <w:t xml:space="preserve"> </w:t>
+      </w:r>
+      <w:r>
+        <w:t xml:space="preserve">“Axial bone mass in older women,”</w:t>
       </w:r>
       <w:r>
         <w:t xml:space="preserve"> </w:t>
@@ -34371,15 +34118,110 @@
           <w:i/>
           <w:iCs/>
         </w:rPr>
-        <w:t xml:space="preserve">Logistic Regression: A Self-Learning Text</w:t>
-      </w:r>
-      <w:r>
-        <w:t xml:space="preserve">. 3rd ed. Springer.</w:t>
-      </w:r>
-      <w:r>
-        <w:t xml:space="preserve"> </w:t>
-      </w:r>
-      <w:hyperlink r:id="rId163">
+        <w:t xml:space="preserve">Annals of Internal Medicine</w:t>
+      </w:r>
+      <w:r>
+        <w:t xml:space="preserve">, vol. 124, no. 3, pp. 187–196, 1996.</w:t>
+      </w:r>
+    </w:p>
+    <w:bookmarkEnd w:id="164"/>
+    <w:bookmarkStart w:id="166" w:name="ref-rocke2021epi204"/>
+    <w:p>
+      <w:pPr>
+        <w:pStyle w:val="Bibliography"/>
+      </w:pPr>
+      <w:r>
+        <w:t xml:space="preserve">[6]</w:t>
+      </w:r>
+      <w:r>
+        <w:t xml:space="preserve"> </w:t>
+      </w:r>
+      <w:r>
+        <w:t xml:space="preserve">	</w:t>
+      </w:r>
+      <w:r>
+        <w:t xml:space="preserve">D. M. Rocke,</w:t>
+      </w:r>
+      <w:r>
+        <w:t xml:space="preserve"> </w:t>
+      </w:r>
+      <w:r>
+        <w:t xml:space="preserve">“</w:t>
+      </w:r>
+      <w:r>
+        <w:t xml:space="preserve">Epi</w:t>
+      </w:r>
+      <w:r>
+        <w:t xml:space="preserve"> </w:t>
+      </w:r>
+      <w:r>
+        <w:t xml:space="preserve">204 lecture notes,</w:t>
+      </w:r>
+      <w:r>
+        <w:t xml:space="preserve"> </w:t>
+      </w:r>
+      <w:r>
+        <w:t xml:space="preserve">Spring</w:t>
+      </w:r>
+      <w:r>
+        <w:t xml:space="preserve"> </w:t>
+      </w:r>
+      <w:r>
+        <w:t xml:space="preserve">2021.”</w:t>
+      </w:r>
+      <w:r>
+        <w:t xml:space="preserve"> </w:t>
+      </w:r>
+      <w:r>
+        <w:t xml:space="preserve">University of California, Davis, 2021. Available:</w:t>
+      </w:r>
+      <w:r>
+        <w:t xml:space="preserve"> </w:t>
+      </w:r>
+      <w:hyperlink r:id="rId165">
+        <w:r>
+          <w:rPr>
+            <w:rStyle w:val="Hyperlink"/>
+          </w:rPr>
+          <w:t xml:space="preserve">https://dmrocke.ucdavis.edu/Class/EPI204-Spring-2021/EPI204-Spring-2021.html</w:t>
+        </w:r>
+      </w:hyperlink>
+    </w:p>
+    <w:bookmarkEnd w:id="166"/>
+    <w:bookmarkStart w:id="168" w:name="ref-kleinbaum2010logistic"/>
+    <w:p>
+      <w:pPr>
+        <w:pStyle w:val="Bibliography"/>
+      </w:pPr>
+      <w:r>
+        <w:t xml:space="preserve">[7]</w:t>
+      </w:r>
+      <w:r>
+        <w:t xml:space="preserve"> </w:t>
+      </w:r>
+      <w:r>
+        <w:t xml:space="preserve">	</w:t>
+      </w:r>
+      <w:r>
+        <w:t xml:space="preserve">D. G. Kleinbaum and M. Klein,</w:t>
+      </w:r>
+      <w:r>
+        <w:t xml:space="preserve"> </w:t>
+      </w:r>
+      <w:r>
+        <w:rPr>
+          <w:i/>
+          <w:iCs/>
+        </w:rPr>
+        <w:t xml:space="preserve">Logistic regression: A self-learning text</w:t>
+      </w:r>
+      <w:r>
+        <w:t xml:space="preserve">, 3rd ed. Springer, 2010. Available:</w:t>
+      </w:r>
+      <w:r>
+        <w:t xml:space="preserve"> </w:t>
+      </w:r>
+      <w:hyperlink r:id="rId167">
         <w:r>
           <w:rPr>
             <w:rStyle w:val="Hyperlink"/>
@@ -34387,24 +34229,30 @@
           <w:t xml:space="preserve">https://link.springer.com/book/10.1007/978-1-4419-1742-3</w:t>
         </w:r>
       </w:hyperlink>
-      <w:r>
-        <w:t xml:space="preserve">.</w:t>
-      </w:r>
     </w:p>
-    <w:bookmarkEnd w:id="164"/>
-    <w:bookmarkStart w:id="166" w:name="ref-MickeyGreenland1989"/>
+    <w:bookmarkEnd w:id="168"/>
+    <w:bookmarkStart w:id="170" w:name="ref-MickeyGreenland1989"/>
     <w:p>
       <w:pPr>
         <w:pStyle w:val="Bibliography"/>
       </w:pPr>
       <w:r>
-        <w:t xml:space="preserve">Mickey, Ruth M., and Sander Greenland. 1989.</w:t>
-      </w:r>
-      <w:r>
-        <w:t xml:space="preserve"> </w:t>
-      </w:r>
-      <w:r>
-        <w:t xml:space="preserve">“The Impact of Confounder Selection Criteria on Effect Estimation.”</w:t>
+        <w:t xml:space="preserve">[8]</w:t>
+      </w:r>
+      <w:r>
+        <w:t xml:space="preserve"> </w:t>
+      </w:r>
+      <w:r>
+        <w:t xml:space="preserve">	</w:t>
+      </w:r>
+      <w:r>
+        <w:t xml:space="preserve">R. M. Mickey and S. Greenland,</w:t>
+      </w:r>
+      <w:r>
+        <w:t xml:space="preserve"> </w:t>
+      </w:r>
+      <w:r>
+        <w:t xml:space="preserve">“The impact of confounder selection criteria on effect estimation,”</w:t>
       </w:r>
       <w:r>
         <w:t xml:space="preserve"> </w:t>
@@ -34417,40 +34265,46 @@
         <w:t xml:space="preserve">American Journal of Epidemiology</w:t>
       </w:r>
       <w:r>
-        <w:t xml:space="preserve"> </w:t>
-      </w:r>
-      <w:r>
-        <w:t xml:space="preserve">129 (1): 125–37.</w:t>
-      </w:r>
-      <w:r>
-        <w:t xml:space="preserve"> </w:t>
-      </w:r>
-      <w:hyperlink r:id="rId165">
+        <w:t xml:space="preserve">, vol. 129, no. 1, pp. 125–137, Jan. 1989, doi:</w:t>
+      </w:r>
+      <w:r>
+        <w:t xml:space="preserve"> </w:t>
+      </w:r>
+      <w:hyperlink r:id="rId169">
         <w:r>
           <w:rPr>
             <w:rStyle w:val="Hyperlink"/>
           </w:rPr>
-          <w:t xml:space="preserve">https://doi.org/10.1093/oxfordjournals.aje.a115101</w:t>
+          <w:t xml:space="preserve">10.1093/oxfordjournals.aje.a115101</w:t>
         </w:r>
       </w:hyperlink>
       <w:r>
         <w:t xml:space="preserve">.</w:t>
       </w:r>
     </w:p>
-    <w:bookmarkEnd w:id="166"/>
-    <w:bookmarkStart w:id="167" w:name="ref-Orwoll1996"/>
+    <w:bookmarkEnd w:id="170"/>
+    <w:bookmarkStart w:id="172" w:name="ref-Greenland1989Modeling"/>
     <w:p>
       <w:pPr>
         <w:pStyle w:val="Bibliography"/>
       </w:pPr>
       <w:r>
-        <w:t xml:space="preserve">Orwoll, Eric S., Douglas C. Bauer, Thomas M. Vogt, Kathleen M. Fox, and Study of Osteoporotic Fractures Research Group. 1996.</w:t>
-      </w:r>
-      <w:r>
-        <w:t xml:space="preserve"> </w:t>
-      </w:r>
-      <w:r>
-        <w:t xml:space="preserve">“Axial Bone Mass in Older Women.”</w:t>
+        <w:t xml:space="preserve">[9]</w:t>
+      </w:r>
+      <w:r>
+        <w:t xml:space="preserve"> </w:t>
+      </w:r>
+      <w:r>
+        <w:t xml:space="preserve">	</w:t>
+      </w:r>
+      <w:r>
+        <w:t xml:space="preserve">S. Greenland,</w:t>
+      </w:r>
+      <w:r>
+        <w:t xml:space="preserve"> </w:t>
+      </w:r>
+      <w:r>
+        <w:t xml:space="preserve">“Modeling and variable selection in epidemiologic analysis,”</w:t>
       </w:r>
       <w:r>
         <w:t xml:space="preserve"> </w:t>
@@ -34460,138 +34314,10 @@
           <w:i/>
           <w:iCs/>
         </w:rPr>
-        <w:t xml:space="preserve">Annals of Internal Medicine</w:t>
-      </w:r>
-      <w:r>
-        <w:t xml:space="preserve"> </w:t>
-      </w:r>
-      <w:r>
-        <w:t xml:space="preserve">124 (3): 187–96.</w:t>
-      </w:r>
-    </w:p>
-    <w:bookmarkEnd w:id="167"/>
-    <w:bookmarkStart w:id="169" w:name="ref-rocke2021epi204"/>
-    <w:p>
-      <w:pPr>
-        <w:pStyle w:val="Bibliography"/>
-      </w:pPr>
-      <w:r>
-        <w:t xml:space="preserve">Rocke, David M. 2021.</w:t>
-      </w:r>
-      <w:r>
-        <w:t xml:space="preserve"> </w:t>
-      </w:r>
-      <w:r>
-        <w:rPr>
-          <w:i/>
-          <w:iCs/>
-        </w:rPr>
-        <w:t xml:space="preserve">Epi</w:t>
-      </w:r>
-      <w:r>
-        <w:rPr>
-          <w:i/>
-          <w:iCs/>
-        </w:rPr>
-        <w:t xml:space="preserve"> </w:t>
-      </w:r>
-      <w:r>
-        <w:rPr>
-          <w:i/>
-          <w:iCs/>
-        </w:rPr>
-        <w:t xml:space="preserve">204 Lecture Notes,</w:t>
-      </w:r>
-      <w:r>
-        <w:rPr>
-          <w:i/>
-          <w:iCs/>
-        </w:rPr>
-        <w:t xml:space="preserve"> </w:t>
-      </w:r>
-      <w:r>
-        <w:rPr>
-          <w:i/>
-          <w:iCs/>
-        </w:rPr>
-        <w:t xml:space="preserve">Spring</w:t>
-      </w:r>
-      <w:r>
-        <w:rPr>
-          <w:i/>
-          <w:iCs/>
-        </w:rPr>
-        <w:t xml:space="preserve"> </w:t>
-      </w:r>
-      <w:r>
-        <w:rPr>
-          <w:i/>
-          <w:iCs/>
-        </w:rPr>
-        <w:t xml:space="preserve">2021</w:t>
-      </w:r>
-      <w:r>
-        <w:t xml:space="preserve">. University of California, Davis.</w:t>
-      </w:r>
-      <w:r>
-        <w:t xml:space="preserve"> </w:t>
-      </w:r>
-      <w:hyperlink r:id="rId168">
-        <w:r>
-          <w:rPr>
-            <w:rStyle w:val="Hyperlink"/>
-          </w:rPr>
-          <w:t xml:space="preserve">https://dmrocke.ucdavis.edu/Class/EPI204-Spring-2021/EPI204-Spring-2021.html</w:t>
-        </w:r>
-      </w:hyperlink>
-      <w:r>
-        <w:t xml:space="preserve">.</w:t>
-      </w:r>
-    </w:p>
-    <w:bookmarkEnd w:id="169"/>
-    <w:bookmarkStart w:id="170" w:name="ref-me4"/>
-    <w:p>
-      <w:pPr>
-        <w:pStyle w:val="Bibliography"/>
-      </w:pPr>
-      <w:r>
-        <w:t xml:space="preserve">Rothman, Kenneth J., Timothy L. Lash, Tyler J. VanderWeele, and Sebastien Haneuse. 2021.</w:t>
-      </w:r>
-      <w:r>
-        <w:t xml:space="preserve"> </w:t>
-      </w:r>
-      <w:r>
-        <w:rPr>
-          <w:i/>
-          <w:iCs/>
-        </w:rPr>
-        <w:t xml:space="preserve">Modern Epidemiology</w:t>
-      </w:r>
-      <w:r>
-        <w:t xml:space="preserve">. Fourth edition. Wolters Kluwer.</w:t>
-      </w:r>
-    </w:p>
-    <w:bookmarkEnd w:id="170"/>
-    <w:bookmarkStart w:id="172" w:name="ref-vittinghoff2e"/>
-    <w:p>
-      <w:pPr>
-        <w:pStyle w:val="Bibliography"/>
-      </w:pPr>
-      <w:r>
-        <w:t xml:space="preserve">Vittinghoff, Eric, David V Glidden, Stephen C Shiboski, and Charles E McCulloch. 2012.</w:t>
-      </w:r>
-      <w:r>
-        <w:t xml:space="preserve"> </w:t>
-      </w:r>
-      <w:r>
-        <w:rPr>
-          <w:i/>
-          <w:iCs/>
-        </w:rPr>
-        <w:t xml:space="preserve">Regression Methods in Biostatistics: Linear, Logistic, Survival, and Repeated Measures Models</w:t>
-      </w:r>
-      <w:r>
-        <w:t xml:space="preserve">. 2nd ed. Springer.</w:t>
+        <w:t xml:space="preserve">American Journal of Public Health</w:t>
+      </w:r>
+      <w:r>
+        <w:t xml:space="preserve">, vol. 79, no. 3, pp. 340–349, Mar. 1989, doi:</w:t>
       </w:r>
       <w:r>
         <w:t xml:space="preserve"> </w:t>
@@ -34601,7 +34327,7 @@
           <w:rPr>
             <w:rStyle w:val="Hyperlink"/>
           </w:rPr>
-          <w:t xml:space="preserve">https://doi.org/10.1007/978-1-4614-1353-0</w:t>
+          <w:t xml:space="preserve">10.2105/AJPH.79.3.340</w:t>
         </w:r>
       </w:hyperlink>
       <w:r>
@@ -34609,28 +34335,22 @@
       </w:r>
     </w:p>
     <w:bookmarkEnd w:id="172"/>
-    <w:bookmarkStart w:id="174" w:name="ref-Vittinghoff2003"/>
+    <w:bookmarkStart w:id="173" w:name="ref-me4"/>
     <w:p>
       <w:pPr>
         <w:pStyle w:val="Bibliography"/>
       </w:pPr>
       <w:r>
-        <w:t xml:space="preserve">Vittinghoff, Eric, Michael G. Shlipak, Peter D. Varosy, et al. 2003.</w:t>
-      </w:r>
-      <w:r>
-        <w:t xml:space="preserve"> </w:t>
-      </w:r>
-      <w:r>
-        <w:t xml:space="preserve">“Risk Factors and Secondary Prevention in Women with Heart Disease: The</w:t>
-      </w:r>
-      <w:r>
-        <w:t xml:space="preserve"> </w:t>
-      </w:r>
-      <w:r>
-        <w:t xml:space="preserve">Heart and Estrogen/progestin Replacement Study</w:t>
-      </w:r>
-      <w:r>
-        <w:t xml:space="preserve">.”</w:t>
+        <w:t xml:space="preserve">[10]</w:t>
+      </w:r>
+      <w:r>
+        <w:t xml:space="preserve"> </w:t>
+      </w:r>
+      <w:r>
+        <w:t xml:space="preserve">	</w:t>
+      </w:r>
+      <w:r>
+        <w:t xml:space="preserve">K. J. Rothman, T. L. Lash, T. J. VanderWeele, and S. Haneuse,</w:t>
       </w:r>
       <w:r>
         <w:t xml:space="preserve"> </w:t>
@@ -34640,43 +34360,29 @@
           <w:i/>
           <w:iCs/>
         </w:rPr>
-        <w:t xml:space="preserve">Annals of Internal Medicine</w:t>
-      </w:r>
-      <w:r>
-        <w:t xml:space="preserve"> </w:t>
-      </w:r>
-      <w:r>
-        <w:t xml:space="preserve">139 (4): 274–81.</w:t>
-      </w:r>
-      <w:r>
-        <w:t xml:space="preserve"> </w:t>
-      </w:r>
-      <w:hyperlink r:id="rId173">
-        <w:r>
-          <w:rPr>
-            <w:rStyle w:val="Hyperlink"/>
-          </w:rPr>
-          <w:t xml:space="preserve">https://doi.org/10.7326/0003-4819-139-4-200308190-00006</w:t>
-        </w:r>
-      </w:hyperlink>
-      <w:r>
-        <w:t xml:space="preserve">.</w:t>
+        <w:t xml:space="preserve">Modern epidemiology</w:t>
+      </w:r>
+      <w:r>
+        <w:t xml:space="preserve">, Fourth edition. Philadelphia: Wolters Kluwer, 2021.</w:t>
       </w:r>
     </w:p>
-    <w:bookmarkEnd w:id="174"/>
-    <w:bookmarkStart w:id="176" w:name="ref-Walter2001"/>
+    <w:bookmarkEnd w:id="173"/>
+    <w:bookmarkStart w:id="174" w:name="ref-AllenCady1982"/>
     <w:p>
       <w:pPr>
         <w:pStyle w:val="Bibliography"/>
       </w:pPr>
       <w:r>
-        <w:t xml:space="preserve">Walter, Louise C., Richard J. Brand, Steven R. Counsell, et al. 2001.</w:t>
-      </w:r>
-      <w:r>
-        <w:t xml:space="preserve"> </w:t>
-      </w:r>
-      <w:r>
-        <w:t xml:space="preserve">“Development and Validation of a Prognostic Index for 1-Year Mortality in Older Adults After Hospitalization.”</w:t>
+        <w:t xml:space="preserve">[11]</w:t>
+      </w:r>
+      <w:r>
+        <w:t xml:space="preserve"> </w:t>
+      </w:r>
+      <w:r>
+        <w:t xml:space="preserve">	</w:t>
+      </w:r>
+      <w:r>
+        <w:t xml:space="preserve">D. M. Allen and F. B. Cady,</w:t>
       </w:r>
       <w:r>
         <w:t xml:space="preserve"> </w:t>
@@ -34686,13 +34392,70 @@
           <w:i/>
           <w:iCs/>
         </w:rPr>
-        <w:t xml:space="preserve">JAMA</w:t>
-      </w:r>
-      <w:r>
-        <w:t xml:space="preserve"> </w:t>
-      </w:r>
-      <w:r>
-        <w:t xml:space="preserve">285 (23): 2987–94.</w:t>
+        <w:t xml:space="preserve">Analyzing experimental data by regression</w:t>
+      </w:r>
+      <w:r>
+        <w:t xml:space="preserve">. Belmont, CA: Lifetime Learning Publications, 1982.</w:t>
+      </w:r>
+    </w:p>
+    <w:bookmarkEnd w:id="174"/>
+    <w:bookmarkStart w:id="176" w:name="ref-Vittinghoff2003"/>
+    <w:p>
+      <w:pPr>
+        <w:pStyle w:val="Bibliography"/>
+      </w:pPr>
+      <w:r>
+        <w:t xml:space="preserve">[12]</w:t>
+      </w:r>
+      <w:r>
+        <w:t xml:space="preserve"> </w:t>
+      </w:r>
+      <w:r>
+        <w:t xml:space="preserve">	</w:t>
+      </w:r>
+      <w:r>
+        <w:t xml:space="preserve">E. Vittinghoff</w:t>
+      </w:r>
+      <w:r>
+        <w:t xml:space="preserve"> </w:t>
+      </w:r>
+      <w:r>
+        <w:rPr>
+          <w:i/>
+          <w:iCs/>
+        </w:rPr>
+        <w:t xml:space="preserve">et al.</w:t>
+      </w:r>
+      <w:r>
+        <w:t xml:space="preserve">,</w:t>
+      </w:r>
+      <w:r>
+        <w:t xml:space="preserve"> </w:t>
+      </w:r>
+      <w:r>
+        <w:t xml:space="preserve">“Risk factors and secondary prevention in women with heart disease: The</w:t>
+      </w:r>
+      <w:r>
+        <w:t xml:space="preserve"> </w:t>
+      </w:r>
+      <w:r>
+        <w:t xml:space="preserve">Heart and Estrogen/progestin Replacement Study</w:t>
+      </w:r>
+      <w:r>
+        <w:t xml:space="preserve">,”</w:t>
+      </w:r>
+      <w:r>
+        <w:t xml:space="preserve"> </w:t>
+      </w:r>
+      <w:r>
+        <w:rPr>
+          <w:i/>
+          <w:iCs/>
+        </w:rPr>
+        <w:t xml:space="preserve">Annals of Internal Medicine</w:t>
+      </w:r>
+      <w:r>
+        <w:t xml:space="preserve">, vol. 139, no. 4, pp. 274–281, 2003, doi:</w:t>
       </w:r>
       <w:r>
         <w:t xml:space="preserve"> </w:t>
@@ -34702,7 +34465,7 @@
           <w:rPr>
             <w:rStyle w:val="Hyperlink"/>
           </w:rPr>
-          <w:t xml:space="preserve">https://doi.org/10.1001/jama.285.23.2987</w:t>
+          <w:t xml:space="preserve">10.7326/0003-4819-139-4-200308190-00006</w:t>
         </w:r>
       </w:hyperlink>
       <w:r>

--- a/chapters/predictor-selection.docx
+++ b/chapters/predictor-selection.docx
@@ -22737,6 +22737,7 @@
             <m:oMath>
               <m:r>
                 <m:rPr>
+                  <m:scr m:val="double-struck"/>
                   <m:sty m:val="p"/>
                 </m:rPr>
                 <m:t>P</m:t>
@@ -22855,6 +22856,7 @@
                   <m:e>
                     <m:r>
                       <m:rPr>
+                        <m:scr m:val="double-struck"/>
                         <m:sty m:val="p"/>
                       </m:rPr>
                       <m:t>P</m:t>
@@ -23122,6 +23124,7 @@
                   <m:e>
                     <m:r>
                       <m:rPr>
+                        <m:scr m:val="double-struck"/>
                         <m:sty m:val="p"/>
                       </m:rPr>
                       <m:t>P</m:t>
@@ -24782,9 +24785,9 @@
             <w:bookmarkStart w:id="119" w:name="eq-lasso"/>
             <w:r>
               <w:t xml:space="preserve">$$
-    \hat{\mathord{\smash[b]{\underset{\raise.3ex\hbox{$\scriptstyle\sim$}}{\beta}}\vphantom{\beta}}}_\lambda \stackrel{\text{def}}{=}\arg\max_{\mathord{\smash[b]{\underset{\raise.3ex\hbox{$\scriptstyle\sim$}}{\beta}}\vphantom{\beta}}} \mathopen{}\left\{
+    \hat{\mathord{\smash[b]{\underset{\raise.3ex\hbox{$\scriptstyle\sim$}}{\beta}}\vphantom{\beta}}}_\lambda \stackrel{\text{def}}{=}\arg\max_{\mathord{\smash[b]{\underset{\raise.3ex\hbox{$\scriptstyle\sim$}}{\beta}}\vphantom{\beta}}} {\mathopen{}\left\{
     \ell(\mathord{\smash[b]{\underset{\raise.3ex\hbox{$\scriptstyle\sim$}}{\beta}}\vphantom{\beta}}) - \lambda \sum_{j=1}^p \mathopen{}\left|\beta_j\right|\mathclose{}
-    \right\}\mathclose{}
+    \right\}\mathclose{}}
      \qquad(1)$$</w:t>
             </w:r>
             <w:bookmarkEnd w:id="119"/>
@@ -26483,7 +26486,7 @@
                         <m:nor/>
                         <m:sty m:val="p"/>
                       </m:rPr>
-                      <m:t>(distribute the sum)</m:t>
+                      <m:t>(distribute the sum over the terms)</m:t>
                     </m:r>
                   </m:e>
                   <m:e>
